--- a/projects/武汉东湖智能游艇示范项目/驾控台及智控系统-技术方案.docx
+++ b/projects/武汉东湖智能游艇示范项目/驾控台及智控系统-技术方案.docx
@@ -238,7 +238,7 @@
                 <w:rFonts w:ascii="宋体" w:hAnsi="宋体" w:eastAsia="宋体"/>
                 <w:sz w:val="21"/>
               </w:rPr>
-              <w:t>无疆(武汉)技术有限公司</w:t>
+              <w:t>浦立泽</w:t>
             </w:r>
           </w:p>
         </w:tc>
@@ -328,7 +328,7 @@
                 <w:rFonts w:ascii="宋体" w:hAnsi="宋体" w:eastAsia="宋体"/>
                 <w:sz w:val="21"/>
               </w:rPr>
-              <w:t>①驾控台及智控系统技术协议 V1.0(20260605)②驾控台相关电气配盘和设备接线说明 V1.1(20260605)③无疆外装设备安装示意图(20260608)④驾控台相关接线定义清单(Excel,20260604)</w:t>
+              <w:t>①驾控台及智控系统技术协议 V1.0(20260605)②驾控台相关电气配盘和设备接线说明 V1.1(20260605)③浦立泽外装设备安装示意图(20260608)④驾控台相关接线定义清单(Excel,20260604)</w:t>
             </w:r>
           </w:p>
         </w:tc>
@@ -15543,7 +15543,7 @@
                 <w:rFonts w:ascii="宋体" w:hAnsi="宋体" w:eastAsia="宋体"/>
                 <w:sz w:val="19"/>
               </w:rPr>
-              <w:t>按实际船体布局测量确认,超长部分由无疆按需另行提供</w:t>
+              <w:t>按实际船体布局测量确认,超长部分由浦立泽按需另行提供</w:t>
             </w:r>
           </w:p>
         </w:tc>
@@ -16532,7 +16532,7 @@
                 <w:rFonts w:ascii="宋体" w:hAnsi="宋体" w:eastAsia="宋体"/>
                 <w:sz w:val="19"/>
               </w:rPr>
-              <w:t>无疆+设计院</w:t>
+              <w:t>浦立泽+设计院</w:t>
             </w:r>
           </w:p>
         </w:tc>
@@ -16678,7 +16678,7 @@
                 <w:rFonts w:ascii="宋体" w:hAnsi="宋体" w:eastAsia="宋体"/>
                 <w:sz w:val="19"/>
               </w:rPr>
-              <w:t>无疆+船厂</w:t>
+              <w:t>浦立泽+船厂</w:t>
             </w:r>
           </w:p>
         </w:tc>
@@ -16818,7 +16818,7 @@
                 <w:rFonts w:ascii="宋体" w:hAnsi="宋体" w:eastAsia="宋体"/>
                 <w:sz w:val="19"/>
               </w:rPr>
-              <w:t>无疆</w:t>
+              <w:t>浦立泽</w:t>
             </w:r>
           </w:p>
         </w:tc>

--- a/projects/武汉东湖智能游艇示范项目/驾控台及智控系统-技术方案.docx
+++ b/projects/武汉东湖智能游艇示范项目/驾控台及智控系统-技术方案.docx
@@ -456,6 +456,148 @@
     <w:p>
       <w:r>
         <w:br w:type="page"/>
+      </w:r>
+    </w:p>
+    <w:p>
+      <w:pPr>
+        <w:spacing w:before="80" w:after="160"/>
+        <w:ind w:left="283"/>
+        <w:pBdr>
+          <w:left w:val="single" w:sz="18" w:space="8" w:color="C0A030"/>
+        </w:pBdr>
+      </w:pPr>
+      <w:r>
+        <w:rPr>
+          <w:rFonts w:ascii="宋体" w:hAnsi="宋体" w:eastAsia="宋体"/>
+          <w:b/>
+          <w:i/>
+          <w:color w:val="595959"/>
+          <w:sz w:val="20"/>
+        </w:rPr>
+        <w:t>颜色与标签图例</w:t>
+      </w:r>
+      <w:r>
+        <w:rPr>
+          <w:rFonts w:ascii="宋体" w:hAnsi="宋体" w:eastAsia="宋体"/>
+          <w:i/>
+          <w:color w:val="595959"/>
+          <w:sz w:val="20"/>
+        </w:rPr>
+        <w:t>:</w:t>
+      </w:r>
+      <w:r>
+        <w:rPr>
+          <w:rFonts w:ascii="宋体" w:hAnsi="宋体" w:eastAsia="宋体"/>
+          <w:b/>
+          <w:i/>
+          <w:color w:val="1F4E79"/>
+          <w:sz w:val="20"/>
+        </w:rPr>
+        <w:t>【驾控台】</w:t>
+      </w:r>
+      <w:r>
+        <w:rPr>
+          <w:rFonts w:ascii="宋体" w:hAnsi="宋体" w:eastAsia="宋体"/>
+          <w:i/>
+          <w:color w:val="595959"/>
+          <w:sz w:val="20"/>
+        </w:rPr>
+        <w:t>蓝色=台体及台上人机硬件+显控软件;</w:t>
+      </w:r>
+      <w:r>
+        <w:rPr>
+          <w:rFonts w:ascii="宋体" w:hAnsi="宋体" w:eastAsia="宋体"/>
+          <w:b/>
+          <w:i/>
+          <w:color w:val="1E7B34"/>
+          <w:sz w:val="20"/>
+        </w:rPr>
+        <w:t>【智控】</w:t>
+      </w:r>
+      <w:r>
+        <w:rPr>
+          <w:rFonts w:ascii="宋体" w:hAnsi="宋体" w:eastAsia="宋体"/>
+          <w:i/>
+          <w:color w:val="595959"/>
+          <w:sz w:val="20"/>
+        </w:rPr>
+        <w:t>绿色=采控/传感/网络/执行接口;</w:t>
+      </w:r>
+      <w:r>
+        <w:rPr>
+          <w:rFonts w:ascii="宋体" w:hAnsi="宋体" w:eastAsia="宋体"/>
+          <w:b/>
+          <w:i/>
+          <w:color w:val="6A2FBF"/>
+          <w:sz w:val="20"/>
+        </w:rPr>
+        <w:t>【软件】</w:t>
+      </w:r>
+      <w:r>
+        <w:rPr>
+          <w:rFonts w:ascii="宋体" w:hAnsi="宋体" w:eastAsia="宋体"/>
+          <w:i/>
+          <w:color w:val="595959"/>
+          <w:sz w:val="20"/>
+        </w:rPr>
+        <w:t>紫色=跨两者的控制与显示逻辑;</w:t>
+      </w:r>
+      <w:r>
+        <w:rPr>
+          <w:rFonts w:ascii="宋体" w:hAnsi="宋体" w:eastAsia="宋体"/>
+          <w:b/>
+          <w:i/>
+          <w:color w:val="7F7F7F"/>
+          <w:sz w:val="20"/>
+        </w:rPr>
+        <w:t>【通用】</w:t>
+      </w:r>
+      <w:r>
+        <w:rPr>
+          <w:rFonts w:ascii="宋体" w:hAnsi="宋体" w:eastAsia="宋体"/>
+          <w:i/>
+          <w:color w:val="595959"/>
+          <w:sz w:val="20"/>
+        </w:rPr>
+        <w:t>灰色。表格中</w:t>
+      </w:r>
+      <w:r>
+        <w:rPr>
+          <w:rFonts w:ascii="宋体" w:hAnsi="宋体" w:eastAsia="宋体"/>
+          <w:b/>
+          <w:i/>
+          <w:color w:val="595959"/>
+          <w:sz w:val="20"/>
+        </w:rPr>
+        <w:t>浅橙色底纹行=含待澄清/待确认事项</w:t>
+      </w:r>
+      <w:r>
+        <w:rPr>
+          <w:rFonts w:ascii="宋体" w:hAnsi="宋体" w:eastAsia="宋体"/>
+          <w:i/>
+          <w:color w:val="595959"/>
+          <w:sz w:val="20"/>
+        </w:rPr>
+        <w:t>,需闭环后方可冻结;</w:t>
+      </w:r>
+      <w:r>
+        <w:rPr>
+          <w:rFonts w:ascii="宋体" w:hAnsi="宋体" w:eastAsia="宋体"/>
+          <w:b/>
+          <w:i/>
+          <w:color w:val="595959"/>
+          <w:sz w:val="20"/>
+        </w:rPr>
+        <w:t>浅黄色底纹行=〔可选〕项</w:t>
+      </w:r>
+      <w:r>
+        <w:rPr>
+          <w:rFonts w:ascii="宋体" w:hAnsi="宋体" w:eastAsia="宋体"/>
+          <w:i/>
+          <w:color w:val="595959"/>
+          <w:sz w:val="20"/>
+        </w:rPr>
+        <w:t>,需甲方决策是否实施。</w:t>
       </w:r>
     </w:p>
     <w:p>
@@ -1221,6 +1363,7 @@
               <w:left w:w="80" w:type="dxa"/>
               <w:right w:w="80" w:type="dxa"/>
             </w:tcMar>
+            <w:shd w:val="clear" w:color="auto" w:fill="FDE9D9"/>
           </w:tcPr>
           <w:p>
             <w:pPr>
@@ -1244,6 +1387,7 @@
               <w:left w:w="80" w:type="dxa"/>
               <w:right w:w="80" w:type="dxa"/>
             </w:tcMar>
+            <w:shd w:val="clear" w:color="auto" w:fill="FDE9D9"/>
           </w:tcPr>
           <w:p>
             <w:pPr>
@@ -1267,6 +1411,7 @@
               <w:left w:w="80" w:type="dxa"/>
               <w:right w:w="80" w:type="dxa"/>
             </w:tcMar>
+            <w:shd w:val="clear" w:color="auto" w:fill="FDE9D9"/>
           </w:tcPr>
           <w:p>
             <w:pPr>
@@ -2093,6 +2238,434 @@
                 <w:sz w:val="19"/>
               </w:rPr>
               <w:t>—</w:t>
+            </w:r>
+          </w:p>
+        </w:tc>
+      </w:tr>
+    </w:tbl>
+    <w:p>
+      <w:pPr>
+        <w:spacing w:after="200"/>
+      </w:pPr>
+    </w:p>
+    <w:p>
+      <w:pPr>
+        <w:spacing w:before="200" w:after="120"/>
+        <w:pStyle w:val="Heading2"/>
+        <w:pBdr>
+          <w:left w:val="single" w:sz="18" w:space="8" w:color="8FA9C4"/>
+        </w:pBdr>
+        <w:ind w:left="113"/>
+      </w:pPr>
+      <w:r>
+        <w:rPr>
+          <w:rFonts w:ascii="微软雅黑" w:hAnsi="微软雅黑" w:eastAsia="微软雅黑"/>
+          <w:b/>
+          <w:color w:val="2E5B8A"/>
+          <w:sz w:val="25"/>
+        </w:rPr>
+        <w:t>1.4 驾控台 与 智控系统(含软件)边界划分</w:t>
+      </w:r>
+    </w:p>
+    <w:p>
+      <w:pPr>
+        <w:spacing w:before="80" w:after="160"/>
+        <w:ind w:left="283"/>
+        <w:pBdr>
+          <w:left w:val="single" w:sz="18" w:space="8" w:color="C0A030"/>
+        </w:pBdr>
+      </w:pPr>
+      <w:r>
+        <w:rPr>
+          <w:rFonts w:ascii="宋体" w:hAnsi="宋体" w:eastAsia="宋体"/>
+          <w:i/>
+          <w:color w:val="595959"/>
+          <w:sz w:val="20"/>
+        </w:rPr>
+        <w:t>全文所有设备与任务均按下表三类归属标注:</w:t>
+      </w:r>
+      <w:r>
+        <w:rPr>
+          <w:rFonts w:ascii="宋体" w:hAnsi="宋体" w:eastAsia="宋体"/>
+          <w:b/>
+          <w:i/>
+          <w:color w:val="595959"/>
+          <w:sz w:val="20"/>
+        </w:rPr>
+        <w:t>【驾控台】</w:t>
+      </w:r>
+      <w:r>
+        <w:rPr>
+          <w:rFonts w:ascii="宋体" w:hAnsi="宋体" w:eastAsia="宋体"/>
+          <w:i/>
+          <w:color w:val="595959"/>
+          <w:sz w:val="20"/>
+        </w:rPr>
+        <w:t>(台体及台上人机硬件+显控软件)、</w:t>
+      </w:r>
+      <w:r>
+        <w:rPr>
+          <w:rFonts w:ascii="宋体" w:hAnsi="宋体" w:eastAsia="宋体"/>
+          <w:b/>
+          <w:i/>
+          <w:color w:val="595959"/>
+          <w:sz w:val="20"/>
+        </w:rPr>
+        <w:t>【智控】</w:t>
+      </w:r>
+      <w:r>
+        <w:rPr>
+          <w:rFonts w:ascii="宋体" w:hAnsi="宋体" w:eastAsia="宋体"/>
+          <w:i/>
+          <w:color w:val="595959"/>
+          <w:sz w:val="20"/>
+        </w:rPr>
+        <w:t>(采控/传感/网络/执行接口)、</w:t>
+      </w:r>
+      <w:r>
+        <w:rPr>
+          <w:rFonts w:ascii="宋体" w:hAnsi="宋体" w:eastAsia="宋体"/>
+          <w:b/>
+          <w:i/>
+          <w:color w:val="595959"/>
+          <w:sz w:val="20"/>
+        </w:rPr>
+        <w:t>【软件】</w:t>
+      </w:r>
+      <w:r>
+        <w:rPr>
+          <w:rFonts w:ascii="宋体" w:hAnsi="宋体" w:eastAsia="宋体"/>
+          <w:i/>
+          <w:color w:val="595959"/>
+          <w:sz w:val="20"/>
+        </w:rPr>
+        <w:t>(跨两者的控制与显示逻辑)。注:技术协议 §1.2 把综合显控屏列在"智控系统"类别下,但其物理安装与人机职能在驾控台,本表按"驾控台(含软件)"口径归入驾控台,两种口径差异仅此一处,特此标明避免歧义。</w:t>
+      </w:r>
+    </w:p>
+    <w:tbl>
+      <w:tblPr>
+        <w:tblW w:type="auto" w:w="0"/>
+        <w:jc w:val="center"/>
+        <w:tblLook w:firstColumn="1" w:firstRow="1" w:lastColumn="0" w:lastRow="0" w:noHBand="0" w:noVBand="1" w:val="04A0"/>
+        <w:tblBorders>
+          <w:top w:val="single" w:sz="4" w:space="0" w:color="9DB2C6"/>
+          <w:left w:val="single" w:sz="4" w:space="0" w:color="9DB2C6"/>
+          <w:bottom w:val="single" w:sz="4" w:space="0" w:color="9DB2C6"/>
+          <w:right w:val="single" w:sz="4" w:space="0" w:color="9DB2C6"/>
+          <w:insideH w:val="single" w:sz="4" w:space="0" w:color="9DB2C6"/>
+          <w:insideV w:val="single" w:sz="4" w:space="0" w:color="9DB2C6"/>
+        </w:tblBorders>
+      </w:tblPr>
+      <w:tblGrid>
+        <w:gridCol w:w="3137"/>
+        <w:gridCol w:w="3137"/>
+        <w:gridCol w:w="3137"/>
+      </w:tblGrid>
+      <w:tr>
+        <w:tc>
+          <w:tcPr>
+            <w:tcW w:type="dxa" w:w="3137"/>
+            <w:tcMar>
+              <w:top w:w="40" w:type="dxa"/>
+              <w:bottom w:w="40" w:type="dxa"/>
+              <w:left w:w="80" w:type="dxa"/>
+              <w:right w:w="80" w:type="dxa"/>
+            </w:tcMar>
+            <w:shd w:val="clear" w:color="auto" w:fill="1F3864"/>
+          </w:tcPr>
+          <w:p>
+            <w:pPr>
+              <w:jc w:val="center"/>
+            </w:pPr>
+            <w:r>
+              <w:rPr>
+                <w:rFonts w:ascii="微软雅黑" w:hAnsi="微软雅黑" w:eastAsia="微软雅黑"/>
+                <w:b/>
+                <w:color w:val="FFFFFF"/>
+                <w:sz w:val="19"/>
+              </w:rPr>
+              <w:t>归属</w:t>
+            </w:r>
+          </w:p>
+        </w:tc>
+        <w:tc>
+          <w:tcPr>
+            <w:tcW w:type="dxa" w:w="3137"/>
+            <w:tcMar>
+              <w:top w:w="40" w:type="dxa"/>
+              <w:bottom w:w="40" w:type="dxa"/>
+              <w:left w:w="80" w:type="dxa"/>
+              <w:right w:w="80" w:type="dxa"/>
+            </w:tcMar>
+            <w:shd w:val="clear" w:color="auto" w:fill="1F3864"/>
+          </w:tcPr>
+          <w:p>
+            <w:pPr>
+              <w:jc w:val="center"/>
+            </w:pPr>
+            <w:r>
+              <w:rPr>
+                <w:rFonts w:ascii="微软雅黑" w:hAnsi="微软雅黑" w:eastAsia="微软雅黑"/>
+                <w:b/>
+                <w:color w:val="FFFFFF"/>
+                <w:sz w:val="19"/>
+              </w:rPr>
+              <w:t>硬件</w:t>
+            </w:r>
+          </w:p>
+        </w:tc>
+        <w:tc>
+          <w:tcPr>
+            <w:tcW w:type="dxa" w:w="3137"/>
+            <w:tcMar>
+              <w:top w:w="40" w:type="dxa"/>
+              <w:bottom w:w="40" w:type="dxa"/>
+              <w:left w:w="80" w:type="dxa"/>
+              <w:right w:w="80" w:type="dxa"/>
+            </w:tcMar>
+            <w:shd w:val="clear" w:color="auto" w:fill="1F3864"/>
+          </w:tcPr>
+          <w:p>
+            <w:pPr>
+              <w:jc w:val="center"/>
+            </w:pPr>
+            <w:r>
+              <w:rPr>
+                <w:rFonts w:ascii="微软雅黑" w:hAnsi="微软雅黑" w:eastAsia="微软雅黑"/>
+                <w:b/>
+                <w:color w:val="FFFFFF"/>
+                <w:sz w:val="19"/>
+              </w:rPr>
+              <w:t>软件</w:t>
+            </w:r>
+          </w:p>
+        </w:tc>
+      </w:tr>
+      <w:tr>
+        <w:tc>
+          <w:tcPr>
+            <w:tcW w:type="dxa" w:w="3137"/>
+            <w:tcMar>
+              <w:top w:w="40" w:type="dxa"/>
+              <w:bottom w:w="40" w:type="dxa"/>
+              <w:left w:w="80" w:type="dxa"/>
+              <w:right w:w="80" w:type="dxa"/>
+            </w:tcMar>
+          </w:tcPr>
+          <w:p>
+            <w:pPr>
+              <w:jc w:val="left"/>
+            </w:pPr>
+            <w:r>
+              <w:rPr>
+                <w:rFonts w:ascii="宋体" w:hAnsi="宋体" w:eastAsia="宋体"/>
+                <w:b/>
+                <w:color w:val="1F4E79"/>
+                <w:sz w:val="19"/>
+              </w:rPr>
+              <w:t>【驾控台】</w:t>
+            </w:r>
+            <w:r>
+              <w:rPr>
+                <w:rFonts w:ascii="宋体" w:hAnsi="宋体" w:eastAsia="宋体"/>
+                <w:sz w:val="19"/>
+              </w:rPr>
+              <w:t>(含软件)</w:t>
+            </w:r>
+          </w:p>
+        </w:tc>
+        <w:tc>
+          <w:tcPr>
+            <w:tcW w:type="dxa" w:w="3137"/>
+            <w:tcMar>
+              <w:top w:w="40" w:type="dxa"/>
+              <w:bottom w:w="40" w:type="dxa"/>
+              <w:left w:w="80" w:type="dxa"/>
+              <w:right w:w="80" w:type="dxa"/>
+            </w:tcMar>
+          </w:tcPr>
+          <w:p>
+            <w:pPr>
+              <w:jc w:val="left"/>
+            </w:pPr>
+            <w:r>
+              <w:rPr>
+                <w:rFonts w:ascii="宋体" w:hAnsi="宋体" w:eastAsia="宋体"/>
+                <w:sz w:val="19"/>
+              </w:rPr>
+              <w:t>台体(碳纤维,IP44)、控制接线板/按键面板、一键急停旋钮、推进手柄、电子方向机、供电模块(开关电源/DCDC隔离/二极管/应急电源)、端子排、15.6寸综合显控屏×4(主/副台各2)</w:t>
+            </w:r>
+          </w:p>
+        </w:tc>
+        <w:tc>
+          <w:tcPr>
+            <w:tcW w:type="dxa" w:w="3137"/>
+            <w:tcMar>
+              <w:top w:w="40" w:type="dxa"/>
+              <w:bottom w:w="40" w:type="dxa"/>
+              <w:left w:w="80" w:type="dxa"/>
+              <w:right w:w="80" w:type="dxa"/>
+            </w:tcMar>
+          </w:tcPr>
+          <w:p>
+            <w:pPr>
+              <w:jc w:val="left"/>
+            </w:pPr>
+            <w:r>
+              <w:rPr>
+                <w:rFonts w:ascii="宋体" w:hAnsi="宋体" w:eastAsia="宋体"/>
+                <w:sz w:val="19"/>
+              </w:rPr>
+              <w:t>显控软件:双屏页面、状态/报警上屏、权限切换 UI</w:t>
+            </w:r>
+          </w:p>
+        </w:tc>
+      </w:tr>
+      <w:tr>
+        <w:tc>
+          <w:tcPr>
+            <w:tcW w:type="dxa" w:w="3137"/>
+            <w:tcMar>
+              <w:top w:w="40" w:type="dxa"/>
+              <w:bottom w:w="40" w:type="dxa"/>
+              <w:left w:w="80" w:type="dxa"/>
+              <w:right w:w="80" w:type="dxa"/>
+            </w:tcMar>
+            <w:shd w:val="clear" w:color="auto" w:fill="F2F5F9"/>
+          </w:tcPr>
+          <w:p>
+            <w:pPr>
+              <w:jc w:val="left"/>
+            </w:pPr>
+            <w:r>
+              <w:rPr>
+                <w:rFonts w:ascii="宋体" w:hAnsi="宋体" w:eastAsia="宋体"/>
+                <w:b/>
+                <w:color w:val="1E7B34"/>
+                <w:sz w:val="19"/>
+              </w:rPr>
+              <w:t>【智控】</w:t>
+            </w:r>
+          </w:p>
+        </w:tc>
+        <w:tc>
+          <w:tcPr>
+            <w:tcW w:type="dxa" w:w="3137"/>
+            <w:tcMar>
+              <w:top w:w="40" w:type="dxa"/>
+              <w:bottom w:w="40" w:type="dxa"/>
+              <w:left w:w="80" w:type="dxa"/>
+              <w:right w:w="80" w:type="dxa"/>
+            </w:tcMar>
+            <w:shd w:val="clear" w:color="auto" w:fill="F2F5F9"/>
+          </w:tcPr>
+          <w:p>
+            <w:pPr>
+              <w:jc w:val="left"/>
+            </w:pPr>
+            <w:r>
+              <w:rPr>
+                <w:rFonts w:ascii="宋体" w:hAnsi="宋体" w:eastAsia="宋体"/>
+                <w:sz w:val="19"/>
+              </w:rPr>
+              <w:t>VCU(712)×2、协议转换盒、按键/电源采集单元、报警和数据采集单元、串口解析单元、数字量控制单元、8口/5口交换机、CAN集线器、惯导(含天线)、动态声呐、毫米波雷达、摄像头×5+NVR+边缘计算盒、音频功放+喇叭、4G/5G路由器、现场急停开关(后甲板)</w:t>
+            </w:r>
+          </w:p>
+        </w:tc>
+        <w:tc>
+          <w:tcPr>
+            <w:tcW w:type="dxa" w:w="3137"/>
+            <w:tcMar>
+              <w:top w:w="40" w:type="dxa"/>
+              <w:bottom w:w="40" w:type="dxa"/>
+              <w:left w:w="80" w:type="dxa"/>
+              <w:right w:w="80" w:type="dxa"/>
+            </w:tcMar>
+            <w:shd w:val="clear" w:color="auto" w:fill="F2F5F9"/>
+          </w:tcPr>
+          <w:p>
+            <w:pPr>
+              <w:jc w:val="left"/>
+            </w:pPr>
+            <w:r>
+              <w:rPr>
+                <w:rFonts w:ascii="宋体" w:hAnsi="宋体" w:eastAsia="宋体"/>
+                <w:sz w:val="19"/>
+              </w:rPr>
+              <w:t>VCU 控制软件:主副权限仲裁、INT/EXT 模式切换、吊舱角度闭环</w:t>
+            </w:r>
+          </w:p>
+        </w:tc>
+      </w:tr>
+      <w:tr>
+        <w:tc>
+          <w:tcPr>
+            <w:tcW w:type="dxa" w:w="3137"/>
+            <w:tcMar>
+              <w:top w:w="40" w:type="dxa"/>
+              <w:bottom w:w="40" w:type="dxa"/>
+              <w:left w:w="80" w:type="dxa"/>
+              <w:right w:w="80" w:type="dxa"/>
+            </w:tcMar>
+          </w:tcPr>
+          <w:p>
+            <w:pPr>
+              <w:jc w:val="left"/>
+            </w:pPr>
+            <w:r>
+              <w:rPr>
+                <w:rFonts w:ascii="宋体" w:hAnsi="宋体" w:eastAsia="宋体"/>
+                <w:b/>
+                <w:color w:val="7F7F7F"/>
+                <w:sz w:val="19"/>
+              </w:rPr>
+              <w:t>【通用】</w:t>
+            </w:r>
+          </w:p>
+        </w:tc>
+        <w:tc>
+          <w:tcPr>
+            <w:tcW w:type="dxa" w:w="3137"/>
+            <w:tcMar>
+              <w:top w:w="40" w:type="dxa"/>
+              <w:bottom w:w="40" w:type="dxa"/>
+              <w:left w:w="80" w:type="dxa"/>
+              <w:right w:w="80" w:type="dxa"/>
+            </w:tcMar>
+          </w:tcPr>
+          <w:p>
+            <w:pPr>
+              <w:jc w:val="left"/>
+            </w:pPr>
+            <w:r>
+              <w:rPr>
+                <w:rFonts w:ascii="宋体" w:hAnsi="宋体" w:eastAsia="宋体"/>
+                <w:sz w:val="19"/>
+              </w:rPr>
+              <w:t>跨两者的线缆、安装附件、包装运输</w:t>
+            </w:r>
+          </w:p>
+        </w:tc>
+        <w:tc>
+          <w:tcPr>
+            <w:tcW w:type="dxa" w:w="3137"/>
+            <w:tcMar>
+              <w:top w:w="40" w:type="dxa"/>
+              <w:bottom w:w="40" w:type="dxa"/>
+              <w:left w:w="80" w:type="dxa"/>
+              <w:right w:w="80" w:type="dxa"/>
+            </w:tcMar>
+          </w:tcPr>
+          <w:p>
+            <w:pPr>
+              <w:jc w:val="left"/>
+            </w:pPr>
+            <w:r>
+              <w:rPr>
+                <w:rFonts w:ascii="宋体" w:hAnsi="宋体" w:eastAsia="宋体"/>
+                <w:sz w:val="19"/>
+              </w:rPr>
+              <w:t>检试大纲、随机文件、培训等交付类工作</w:t>
             </w:r>
           </w:p>
         </w:tc>
@@ -2338,12 +2911,24 @@
     </w:p>
     <w:p>
       <w:pPr>
+        <w:sectPr>
+          <w:footerReference w:type="default" r:id="rId9"/>
+          <w:headerReference w:type="default" r:id="rId10"/>
+          <w:pgSz w:w="11906" w:h="16838"/>
+          <w:pgMar w:top="1247" w:right="1247" w:bottom="1134" w:left="1247" w:header="720" w:footer="720" w:gutter="0"/>
+          <w:cols w:space="720"/>
+          <w:docGrid w:linePitch="360"/>
+        </w:sectPr>
+      </w:pPr>
+    </w:p>
+    <w:p>
+      <w:pPr>
         <w:jc w:val="center"/>
       </w:pPr>
       <w:r>
         <w:drawing>
           <wp:inline xmlns:a="http://schemas.openxmlformats.org/drawingml/2006/main" xmlns:pic="http://schemas.openxmlformats.org/drawingml/2006/picture">
-            <wp:extent cx="5940000" cy="2589768"/>
+            <wp:extent cx="9432000" cy="4110674"/>
             <wp:docPr id="1" name="Picture 1"/>
             <wp:cNvGraphicFramePr>
               <a:graphicFrameLocks noChangeAspect="1"/>
@@ -2364,7 +2949,7 @@
                   <pic:spPr>
                     <a:xfrm>
                       <a:off x="0" y="0"/>
-                      <a:ext cx="5940000" cy="2589768"/>
+                      <a:ext cx="9432000" cy="4110674"/>
                     </a:xfrm>
                     <a:prstGeom prst="rect"/>
                   </pic:spPr>
@@ -2389,6 +2974,16 @@
         </w:rPr>
         <w:t>图 1　主 / 副驾控台双中枢分层拓扑图</w:t>
       </w:r>
+    </w:p>
+    <w:p>
+      <w:pPr>
+        <w:sectPr>
+          <w:pgSz w:w="16838" w:h="11906" w:orient="landscape"/>
+          <w:pgMar w:top="850" w:right="907" w:bottom="850" w:left="907" w:header="720" w:footer="720" w:gutter="0"/>
+          <w:cols w:space="720"/>
+          <w:docGrid w:linePitch="360"/>
+        </w:sectPr>
+      </w:pPr>
     </w:p>
     <w:p>
       <w:pPr>
@@ -2518,6 +3113,7 @@
               <w:left w:w="80" w:type="dxa"/>
               <w:right w:w="80" w:type="dxa"/>
             </w:tcMar>
+            <w:shd w:val="clear" w:color="auto" w:fill="FDE9D9"/>
           </w:tcPr>
           <w:p>
             <w:pPr>
@@ -2541,6 +3137,7 @@
               <w:left w:w="80" w:type="dxa"/>
               <w:right w:w="80" w:type="dxa"/>
             </w:tcMar>
+            <w:shd w:val="clear" w:color="auto" w:fill="FDE9D9"/>
           </w:tcPr>
           <w:p>
             <w:pPr>
@@ -2564,6 +3161,7 @@
               <w:left w:w="80" w:type="dxa"/>
               <w:right w:w="80" w:type="dxa"/>
             </w:tcMar>
+            <w:shd w:val="clear" w:color="auto" w:fill="FDE9D9"/>
           </w:tcPr>
           <w:p>
             <w:pPr>
@@ -4140,18 +4738,27 @@
               <w:left w:w="80" w:type="dxa"/>
               <w:right w:w="80" w:type="dxa"/>
             </w:tcMar>
-            <w:shd w:val="clear" w:color="auto" w:fill="F2F5F9"/>
-          </w:tcPr>
-          <w:p>
-            <w:pPr>
-              <w:jc w:val="left"/>
-            </w:pPr>
-            <w:r>
-              <w:rPr>
-                <w:rFonts w:ascii="宋体" w:hAnsi="宋体" w:eastAsia="宋体"/>
-                <w:sz w:val="19"/>
-              </w:rPr>
-              <w:t>待标定参数</w:t>
+            <w:shd w:val="clear" w:color="auto" w:fill="FDE9D9"/>
+          </w:tcPr>
+          <w:p>
+            <w:pPr>
+              <w:jc w:val="left"/>
+            </w:pPr>
+            <w:r>
+              <w:rPr>
+                <w:rFonts w:ascii="宋体" w:hAnsi="宋体" w:eastAsia="宋体"/>
+                <w:b/>
+                <w:color w:val="C5500B"/>
+                <w:sz w:val="19"/>
+              </w:rPr>
+              <w:t>待标定</w:t>
+            </w:r>
+            <w:r>
+              <w:rPr>
+                <w:rFonts w:ascii="宋体" w:hAnsi="宋体" w:eastAsia="宋体"/>
+                <w:sz w:val="19"/>
+              </w:rPr>
+              <w:t>参数</w:t>
             </w:r>
           </w:p>
         </w:tc>
@@ -4164,7 +4771,7 @@
               <w:left w:w="80" w:type="dxa"/>
               <w:right w:w="80" w:type="dxa"/>
             </w:tcMar>
-            <w:shd w:val="clear" w:color="auto" w:fill="F2F5F9"/>
+            <w:shd w:val="clear" w:color="auto" w:fill="FDE9D9"/>
           </w:tcPr>
           <w:p>
             <w:pPr>
@@ -4190,6 +4797,7 @@
               <w:left w:w="80" w:type="dxa"/>
               <w:right w:w="80" w:type="dxa"/>
             </w:tcMar>
+            <w:shd w:val="clear" w:color="auto" w:fill="FDE9D9"/>
           </w:tcPr>
           <w:p>
             <w:pPr>
@@ -4213,6 +4821,7 @@
               <w:left w:w="80" w:type="dxa"/>
               <w:right w:w="80" w:type="dxa"/>
             </w:tcMar>
+            <w:shd w:val="clear" w:color="auto" w:fill="FDE9D9"/>
           </w:tcPr>
           <w:p>
             <w:pPr>
@@ -4232,7 +4841,16 @@
                 <w:rFonts w:ascii="宋体" w:hAnsi="宋体" w:eastAsia="宋体"/>
                 <w:sz w:val="19"/>
               </w:rPr>
-              <w:t>,列入第八章待确认</w:t>
+              <w:t>,列入第八章</w:t>
+            </w:r>
+            <w:r>
+              <w:rPr>
+                <w:rFonts w:ascii="宋体" w:hAnsi="宋体" w:eastAsia="宋体"/>
+                <w:b/>
+                <w:color w:val="C5500B"/>
+                <w:sz w:val="19"/>
+              </w:rPr>
+              <w:t>待确认</w:t>
             </w:r>
           </w:p>
         </w:tc>
@@ -8298,6 +8916,7 @@
               <w:left w:w="80" w:type="dxa"/>
               <w:right w:w="80" w:type="dxa"/>
             </w:tcMar>
+            <w:shd w:val="clear" w:color="auto" w:fill="FDE9D9"/>
           </w:tcPr>
           <w:p>
             <w:pPr>
@@ -8321,6 +8940,7 @@
               <w:left w:w="80" w:type="dxa"/>
               <w:right w:w="80" w:type="dxa"/>
             </w:tcMar>
+            <w:shd w:val="clear" w:color="auto" w:fill="FDE9D9"/>
           </w:tcPr>
           <w:p>
             <w:pPr>
@@ -8346,6 +8966,7 @@
               <w:left w:w="80" w:type="dxa"/>
               <w:right w:w="80" w:type="dxa"/>
             </w:tcMar>
+            <w:shd w:val="clear" w:color="auto" w:fill="FDE9D9"/>
           </w:tcPr>
           <w:p>
             <w:pPr>
@@ -8369,6 +8990,7 @@
               <w:left w:w="80" w:type="dxa"/>
               <w:right w:w="80" w:type="dxa"/>
             </w:tcMar>
+            <w:shd w:val="clear" w:color="auto" w:fill="FDE9D9"/>
           </w:tcPr>
           <w:p>
             <w:pPr>
@@ -8392,6 +9014,7 @@
               <w:left w:w="80" w:type="dxa"/>
               <w:right w:w="80" w:type="dxa"/>
             </w:tcMar>
+            <w:shd w:val="clear" w:color="auto" w:fill="FDE9D9"/>
           </w:tcPr>
           <w:p>
             <w:pPr>
@@ -8415,6 +9038,7 @@
               <w:left w:w="80" w:type="dxa"/>
               <w:right w:w="80" w:type="dxa"/>
             </w:tcMar>
+            <w:shd w:val="clear" w:color="auto" w:fill="FDE9D9"/>
           </w:tcPr>
           <w:p>
             <w:pPr>
@@ -9393,7 +10017,26 @@
           <w:color w:val="595959"/>
           <w:sz w:val="20"/>
         </w:rPr>
-        <w:t>惯导落在哪个具体 CAN/串口口,材料未到端口级,见第八章待确认。</w:t>
+        <w:t>惯导落在哪个具体 CAN/串口口,材料未到端口级,见第八章</w:t>
+      </w:r>
+      <w:r>
+        <w:rPr>
+          <w:rFonts w:ascii="宋体" w:hAnsi="宋体" w:eastAsia="宋体"/>
+          <w:b/>
+          <w:i/>
+          <w:color w:val="C5500B"/>
+          <w:sz w:val="20"/>
+        </w:rPr>
+        <w:t>待确认</w:t>
+      </w:r>
+      <w:r>
+        <w:rPr>
+          <w:rFonts w:ascii="宋体" w:hAnsi="宋体" w:eastAsia="宋体"/>
+          <w:i/>
+          <w:color w:val="595959"/>
+          <w:sz w:val="20"/>
+        </w:rPr>
+        <w:t>。</w:t>
       </w:r>
     </w:p>
     <w:p>
@@ -11731,18 +12374,19 @@
         </w:tblBorders>
       </w:tblPr>
       <w:tblGrid>
-        <w:gridCol w:w="1345"/>
-        <w:gridCol w:w="1345"/>
-        <w:gridCol w:w="1345"/>
-        <w:gridCol w:w="1345"/>
-        <w:gridCol w:w="1345"/>
-        <w:gridCol w:w="1345"/>
-        <w:gridCol w:w="1345"/>
+        <w:gridCol w:w="1176"/>
+        <w:gridCol w:w="1176"/>
+        <w:gridCol w:w="1176"/>
+        <w:gridCol w:w="1176"/>
+        <w:gridCol w:w="1176"/>
+        <w:gridCol w:w="1176"/>
+        <w:gridCol w:w="1176"/>
+        <w:gridCol w:w="1176"/>
       </w:tblGrid>
       <w:tr>
         <w:tc>
           <w:tcPr>
-            <w:tcW w:type="dxa" w:w="1345"/>
+            <w:tcW w:type="dxa" w:w="1176"/>
             <w:tcMar>
               <w:top w:w="40" w:type="dxa"/>
               <w:bottom w:w="40" w:type="dxa"/>
@@ -11768,7 +12412,7 @@
         </w:tc>
         <w:tc>
           <w:tcPr>
-            <w:tcW w:type="dxa" w:w="1345"/>
+            <w:tcW w:type="dxa" w:w="1176"/>
             <w:tcMar>
               <w:top w:w="40" w:type="dxa"/>
               <w:bottom w:w="40" w:type="dxa"/>
@@ -11788,13 +12432,13 @@
                 <w:color w:val="FFFFFF"/>
                 <w:sz w:val="19"/>
               </w:rPr>
-              <w:t>型号</w:t>
-            </w:r>
-          </w:p>
-        </w:tc>
-        <w:tc>
-          <w:tcPr>
-            <w:tcW w:type="dxa" w:w="1345"/>
+              <w:t>归属</w:t>
+            </w:r>
+          </w:p>
+        </w:tc>
+        <w:tc>
+          <w:tcPr>
+            <w:tcW w:type="dxa" w:w="1176"/>
             <w:tcMar>
               <w:top w:w="40" w:type="dxa"/>
               <w:bottom w:w="40" w:type="dxa"/>
@@ -11814,13 +12458,13 @@
                 <w:color w:val="FFFFFF"/>
                 <w:sz w:val="19"/>
               </w:rPr>
-              <w:t>电压</w:t>
-            </w:r>
-          </w:p>
-        </w:tc>
-        <w:tc>
-          <w:tcPr>
-            <w:tcW w:type="dxa" w:w="1345"/>
+              <w:t>型号</w:t>
+            </w:r>
+          </w:p>
+        </w:tc>
+        <w:tc>
+          <w:tcPr>
+            <w:tcW w:type="dxa" w:w="1176"/>
             <w:tcMar>
               <w:top w:w="40" w:type="dxa"/>
               <w:bottom w:w="40" w:type="dxa"/>
@@ -11840,13 +12484,13 @@
                 <w:color w:val="FFFFFF"/>
                 <w:sz w:val="19"/>
               </w:rPr>
-              <w:t>功耗</w:t>
-            </w:r>
-          </w:p>
-        </w:tc>
-        <w:tc>
-          <w:tcPr>
-            <w:tcW w:type="dxa" w:w="1345"/>
+              <w:t>电压</w:t>
+            </w:r>
+          </w:p>
+        </w:tc>
+        <w:tc>
+          <w:tcPr>
+            <w:tcW w:type="dxa" w:w="1176"/>
             <w:tcMar>
               <w:top w:w="40" w:type="dxa"/>
               <w:bottom w:w="40" w:type="dxa"/>
@@ -11866,13 +12510,13 @@
                 <w:color w:val="FFFFFF"/>
                 <w:sz w:val="19"/>
               </w:rPr>
-              <w:t>防护等级</w:t>
-            </w:r>
-          </w:p>
-        </w:tc>
-        <w:tc>
-          <w:tcPr>
-            <w:tcW w:type="dxa" w:w="1345"/>
+              <w:t>功耗</w:t>
+            </w:r>
+          </w:p>
+        </w:tc>
+        <w:tc>
+          <w:tcPr>
+            <w:tcW w:type="dxa" w:w="1176"/>
             <w:tcMar>
               <w:top w:w="40" w:type="dxa"/>
               <w:bottom w:w="40" w:type="dxa"/>
@@ -11892,13 +12536,13 @@
                 <w:color w:val="FFFFFF"/>
                 <w:sz w:val="19"/>
               </w:rPr>
-              <w:t>接口</w:t>
-            </w:r>
-          </w:p>
-        </w:tc>
-        <w:tc>
-          <w:tcPr>
-            <w:tcW w:type="dxa" w:w="1345"/>
+              <w:t>防护等级</w:t>
+            </w:r>
+          </w:p>
+        </w:tc>
+        <w:tc>
+          <w:tcPr>
+            <w:tcW w:type="dxa" w:w="1176"/>
             <w:tcMar>
               <w:top w:w="40" w:type="dxa"/>
               <w:bottom w:w="40" w:type="dxa"/>
@@ -11918,6 +12562,32 @@
                 <w:color w:val="FFFFFF"/>
                 <w:sz w:val="19"/>
               </w:rPr>
+              <w:t>接口</w:t>
+            </w:r>
+          </w:p>
+        </w:tc>
+        <w:tc>
+          <w:tcPr>
+            <w:tcW w:type="dxa" w:w="1176"/>
+            <w:tcMar>
+              <w:top w:w="40" w:type="dxa"/>
+              <w:bottom w:w="40" w:type="dxa"/>
+              <w:left w:w="80" w:type="dxa"/>
+              <w:right w:w="80" w:type="dxa"/>
+            </w:tcMar>
+            <w:shd w:val="clear" w:color="auto" w:fill="1F3864"/>
+          </w:tcPr>
+          <w:p>
+            <w:pPr>
+              <w:jc w:val="center"/>
+            </w:pPr>
+            <w:r>
+              <w:rPr>
+                <w:rFonts w:ascii="微软雅黑" w:hAnsi="微软雅黑" w:eastAsia="微软雅黑"/>
+                <w:b/>
+                <w:color w:val="FFFFFF"/>
+                <w:sz w:val="19"/>
+              </w:rPr>
               <w:t>核心功能</w:t>
             </w:r>
           </w:p>
@@ -11926,7 +12596,7 @@
       <w:tr>
         <w:tc>
           <w:tcPr>
-            <w:tcW w:type="dxa" w:w="1345"/>
+            <w:tcW w:type="dxa" w:w="1176"/>
             <w:tcMar>
               <w:top w:w="40" w:type="dxa"/>
               <w:bottom w:w="40" w:type="dxa"/>
@@ -11949,7 +12619,32 @@
         </w:tc>
         <w:tc>
           <w:tcPr>
-            <w:tcW w:type="dxa" w:w="1345"/>
+            <w:tcW w:type="dxa" w:w="1176"/>
+            <w:tcMar>
+              <w:top w:w="40" w:type="dxa"/>
+              <w:bottom w:w="40" w:type="dxa"/>
+              <w:left w:w="80" w:type="dxa"/>
+              <w:right w:w="80" w:type="dxa"/>
+            </w:tcMar>
+          </w:tcPr>
+          <w:p>
+            <w:pPr>
+              <w:jc w:val="left"/>
+            </w:pPr>
+            <w:r>
+              <w:rPr>
+                <w:rFonts w:ascii="宋体" w:hAnsi="宋体" w:eastAsia="宋体"/>
+                <w:b/>
+                <w:color w:val="1E7B34"/>
+                <w:sz w:val="19"/>
+              </w:rPr>
+              <w:t>【智控】</w:t>
+            </w:r>
+          </w:p>
+        </w:tc>
+        <w:tc>
+          <w:tcPr>
+            <w:tcW w:type="dxa" w:w="1176"/>
             <w:tcMar>
               <w:top w:w="40" w:type="dxa"/>
               <w:bottom w:w="40" w:type="dxa"/>
@@ -11972,7 +12667,7 @@
         </w:tc>
         <w:tc>
           <w:tcPr>
-            <w:tcW w:type="dxa" w:w="1345"/>
+            <w:tcW w:type="dxa" w:w="1176"/>
             <w:tcMar>
               <w:top w:w="40" w:type="dxa"/>
               <w:bottom w:w="40" w:type="dxa"/>
@@ -11995,7 +12690,7 @@
         </w:tc>
         <w:tc>
           <w:tcPr>
-            <w:tcW w:type="dxa" w:w="1345"/>
+            <w:tcW w:type="dxa" w:w="1176"/>
             <w:tcMar>
               <w:top w:w="40" w:type="dxa"/>
               <w:bottom w:w="40" w:type="dxa"/>
@@ -12018,7 +12713,7 @@
         </w:tc>
         <w:tc>
           <w:tcPr>
-            <w:tcW w:type="dxa" w:w="1345"/>
+            <w:tcW w:type="dxa" w:w="1176"/>
             <w:tcMar>
               <w:top w:w="40" w:type="dxa"/>
               <w:bottom w:w="40" w:type="dxa"/>
@@ -12041,7 +12736,7 @@
         </w:tc>
         <w:tc>
           <w:tcPr>
-            <w:tcW w:type="dxa" w:w="1345"/>
+            <w:tcW w:type="dxa" w:w="1176"/>
             <w:tcMar>
               <w:top w:w="40" w:type="dxa"/>
               <w:bottom w:w="40" w:type="dxa"/>
@@ -12064,7 +12759,7 @@
         </w:tc>
         <w:tc>
           <w:tcPr>
-            <w:tcW w:type="dxa" w:w="1345"/>
+            <w:tcW w:type="dxa" w:w="1176"/>
             <w:tcMar>
               <w:top w:w="40" w:type="dxa"/>
               <w:bottom w:w="40" w:type="dxa"/>
@@ -12089,7 +12784,7 @@
       <w:tr>
         <w:tc>
           <w:tcPr>
-            <w:tcW w:type="dxa" w:w="1345"/>
+            <w:tcW w:type="dxa" w:w="1176"/>
             <w:tcMar>
               <w:top w:w="40" w:type="dxa"/>
               <w:bottom w:w="40" w:type="dxa"/>
@@ -12113,7 +12808,7 @@
         </w:tc>
         <w:tc>
           <w:tcPr>
-            <w:tcW w:type="dxa" w:w="1345"/>
+            <w:tcW w:type="dxa" w:w="1176"/>
             <w:tcMar>
               <w:top w:w="40" w:type="dxa"/>
               <w:bottom w:w="40" w:type="dxa"/>
@@ -12129,6 +12824,32 @@
             <w:r>
               <w:rPr>
                 <w:rFonts w:ascii="宋体" w:hAnsi="宋体" w:eastAsia="宋体"/>
+                <w:b/>
+                <w:color w:val="1E7B34"/>
+                <w:sz w:val="19"/>
+              </w:rPr>
+              <w:t>【智控】</w:t>
+            </w:r>
+          </w:p>
+        </w:tc>
+        <w:tc>
+          <w:tcPr>
+            <w:tcW w:type="dxa" w:w="1176"/>
+            <w:tcMar>
+              <w:top w:w="40" w:type="dxa"/>
+              <w:bottom w:w="40" w:type="dxa"/>
+              <w:left w:w="80" w:type="dxa"/>
+              <w:right w:w="80" w:type="dxa"/>
+            </w:tcMar>
+            <w:shd w:val="clear" w:color="auto" w:fill="F2F5F9"/>
+          </w:tcPr>
+          <w:p>
+            <w:pPr>
+              <w:jc w:val="left"/>
+            </w:pPr>
+            <w:r>
+              <w:rPr>
+                <w:rFonts w:ascii="宋体" w:hAnsi="宋体" w:eastAsia="宋体"/>
                 <w:sz w:val="19"/>
               </w:rPr>
               <w:t>IGS-603B-S1</w:t>
@@ -12137,7 +12858,7 @@
         </w:tc>
         <w:tc>
           <w:tcPr>
-            <w:tcW w:type="dxa" w:w="1345"/>
+            <w:tcW w:type="dxa" w:w="1176"/>
             <w:tcMar>
               <w:top w:w="40" w:type="dxa"/>
               <w:bottom w:w="40" w:type="dxa"/>
@@ -12161,7 +12882,7 @@
         </w:tc>
         <w:tc>
           <w:tcPr>
-            <w:tcW w:type="dxa" w:w="1345"/>
+            <w:tcW w:type="dxa" w:w="1176"/>
             <w:tcMar>
               <w:top w:w="40" w:type="dxa"/>
               <w:bottom w:w="40" w:type="dxa"/>
@@ -12185,7 +12906,7 @@
         </w:tc>
         <w:tc>
           <w:tcPr>
-            <w:tcW w:type="dxa" w:w="1345"/>
+            <w:tcW w:type="dxa" w:w="1176"/>
             <w:tcMar>
               <w:top w:w="40" w:type="dxa"/>
               <w:bottom w:w="40" w:type="dxa"/>
@@ -12209,7 +12930,7 @@
         </w:tc>
         <w:tc>
           <w:tcPr>
-            <w:tcW w:type="dxa" w:w="1345"/>
+            <w:tcW w:type="dxa" w:w="1176"/>
             <w:tcMar>
               <w:top w:w="40" w:type="dxa"/>
               <w:bottom w:w="40" w:type="dxa"/>
@@ -12233,7 +12954,7 @@
         </w:tc>
         <w:tc>
           <w:tcPr>
-            <w:tcW w:type="dxa" w:w="1345"/>
+            <w:tcW w:type="dxa" w:w="1176"/>
             <w:tcMar>
               <w:top w:w="40" w:type="dxa"/>
               <w:bottom w:w="40" w:type="dxa"/>
@@ -12259,7 +12980,7 @@
       <w:tr>
         <w:tc>
           <w:tcPr>
-            <w:tcW w:type="dxa" w:w="1345"/>
+            <w:tcW w:type="dxa" w:w="1176"/>
             <w:tcMar>
               <w:top w:w="40" w:type="dxa"/>
               <w:bottom w:w="40" w:type="dxa"/>
@@ -12282,7 +13003,32 @@
         </w:tc>
         <w:tc>
           <w:tcPr>
-            <w:tcW w:type="dxa" w:w="1345"/>
+            <w:tcW w:type="dxa" w:w="1176"/>
+            <w:tcMar>
+              <w:top w:w="40" w:type="dxa"/>
+              <w:bottom w:w="40" w:type="dxa"/>
+              <w:left w:w="80" w:type="dxa"/>
+              <w:right w:w="80" w:type="dxa"/>
+            </w:tcMar>
+          </w:tcPr>
+          <w:p>
+            <w:pPr>
+              <w:jc w:val="left"/>
+            </w:pPr>
+            <w:r>
+              <w:rPr>
+                <w:rFonts w:ascii="宋体" w:hAnsi="宋体" w:eastAsia="宋体"/>
+                <w:b/>
+                <w:color w:val="1E7B34"/>
+                <w:sz w:val="19"/>
+              </w:rPr>
+              <w:t>【智控】</w:t>
+            </w:r>
+          </w:p>
+        </w:tc>
+        <w:tc>
+          <w:tcPr>
+            <w:tcW w:type="dxa" w:w="1176"/>
             <w:tcMar>
               <w:top w:w="40" w:type="dxa"/>
               <w:bottom w:w="40" w:type="dxa"/>
@@ -12305,7 +13051,7 @@
         </w:tc>
         <w:tc>
           <w:tcPr>
-            <w:tcW w:type="dxa" w:w="1345"/>
+            <w:tcW w:type="dxa" w:w="1176"/>
             <w:tcMar>
               <w:top w:w="40" w:type="dxa"/>
               <w:bottom w:w="40" w:type="dxa"/>
@@ -12328,7 +13074,7 @@
         </w:tc>
         <w:tc>
           <w:tcPr>
-            <w:tcW w:type="dxa" w:w="1345"/>
+            <w:tcW w:type="dxa" w:w="1176"/>
             <w:tcMar>
               <w:top w:w="40" w:type="dxa"/>
               <w:bottom w:w="40" w:type="dxa"/>
@@ -12351,7 +13097,7 @@
         </w:tc>
         <w:tc>
           <w:tcPr>
-            <w:tcW w:type="dxa" w:w="1345"/>
+            <w:tcW w:type="dxa" w:w="1176"/>
             <w:tcMar>
               <w:top w:w="40" w:type="dxa"/>
               <w:bottom w:w="40" w:type="dxa"/>
@@ -12374,7 +13120,7 @@
         </w:tc>
         <w:tc>
           <w:tcPr>
-            <w:tcW w:type="dxa" w:w="1345"/>
+            <w:tcW w:type="dxa" w:w="1176"/>
             <w:tcMar>
               <w:top w:w="40" w:type="dxa"/>
               <w:bottom w:w="40" w:type="dxa"/>
@@ -12397,7 +13143,7 @@
         </w:tc>
         <w:tc>
           <w:tcPr>
-            <w:tcW w:type="dxa" w:w="1345"/>
+            <w:tcW w:type="dxa" w:w="1176"/>
             <w:tcMar>
               <w:top w:w="40" w:type="dxa"/>
               <w:bottom w:w="40" w:type="dxa"/>
@@ -12422,7 +13168,7 @@
       <w:tr>
         <w:tc>
           <w:tcPr>
-            <w:tcW w:type="dxa" w:w="1345"/>
+            <w:tcW w:type="dxa" w:w="1176"/>
             <w:tcMar>
               <w:top w:w="40" w:type="dxa"/>
               <w:bottom w:w="40" w:type="dxa"/>
@@ -12446,7 +13192,7 @@
         </w:tc>
         <w:tc>
           <w:tcPr>
-            <w:tcW w:type="dxa" w:w="1345"/>
+            <w:tcW w:type="dxa" w:w="1176"/>
             <w:tcMar>
               <w:top w:w="40" w:type="dxa"/>
               <w:bottom w:w="40" w:type="dxa"/>
@@ -12462,6 +13208,32 @@
             <w:r>
               <w:rPr>
                 <w:rFonts w:ascii="宋体" w:hAnsi="宋体" w:eastAsia="宋体"/>
+                <w:b/>
+                <w:color w:val="1E7B34"/>
+                <w:sz w:val="19"/>
+              </w:rPr>
+              <w:t>【智控】</w:t>
+            </w:r>
+          </w:p>
+        </w:tc>
+        <w:tc>
+          <w:tcPr>
+            <w:tcW w:type="dxa" w:w="1176"/>
+            <w:tcMar>
+              <w:top w:w="40" w:type="dxa"/>
+              <w:bottom w:w="40" w:type="dxa"/>
+              <w:left w:w="80" w:type="dxa"/>
+              <w:right w:w="80" w:type="dxa"/>
+            </w:tcMar>
+            <w:shd w:val="clear" w:color="auto" w:fill="F2F5F9"/>
+          </w:tcPr>
+          <w:p>
+            <w:pPr>
+              <w:jc w:val="left"/>
+            </w:pPr>
+            <w:r>
+              <w:rPr>
+                <w:rFonts w:ascii="宋体" w:hAnsi="宋体" w:eastAsia="宋体"/>
                 <w:sz w:val="19"/>
               </w:rPr>
               <w:t>IGS-603B-S2</w:t>
@@ -12470,7 +13242,7 @@
         </w:tc>
         <w:tc>
           <w:tcPr>
-            <w:tcW w:type="dxa" w:w="1345"/>
+            <w:tcW w:type="dxa" w:w="1176"/>
             <w:tcMar>
               <w:top w:w="40" w:type="dxa"/>
               <w:bottom w:w="40" w:type="dxa"/>
@@ -12494,7 +13266,7 @@
         </w:tc>
         <w:tc>
           <w:tcPr>
-            <w:tcW w:type="dxa" w:w="1345"/>
+            <w:tcW w:type="dxa" w:w="1176"/>
             <w:tcMar>
               <w:top w:w="40" w:type="dxa"/>
               <w:bottom w:w="40" w:type="dxa"/>
@@ -12518,7 +13290,7 @@
         </w:tc>
         <w:tc>
           <w:tcPr>
-            <w:tcW w:type="dxa" w:w="1345"/>
+            <w:tcW w:type="dxa" w:w="1176"/>
             <w:tcMar>
               <w:top w:w="40" w:type="dxa"/>
               <w:bottom w:w="40" w:type="dxa"/>
@@ -12542,7 +13314,7 @@
         </w:tc>
         <w:tc>
           <w:tcPr>
-            <w:tcW w:type="dxa" w:w="1345"/>
+            <w:tcW w:type="dxa" w:w="1176"/>
             <w:tcMar>
               <w:top w:w="40" w:type="dxa"/>
               <w:bottom w:w="40" w:type="dxa"/>
@@ -12566,7 +13338,7 @@
         </w:tc>
         <w:tc>
           <w:tcPr>
-            <w:tcW w:type="dxa" w:w="1345"/>
+            <w:tcW w:type="dxa" w:w="1176"/>
             <w:tcMar>
               <w:top w:w="40" w:type="dxa"/>
               <w:bottom w:w="40" w:type="dxa"/>
@@ -12592,7 +13364,7 @@
       <w:tr>
         <w:tc>
           <w:tcPr>
-            <w:tcW w:type="dxa" w:w="1345"/>
+            <w:tcW w:type="dxa" w:w="1176"/>
             <w:tcMar>
               <w:top w:w="40" w:type="dxa"/>
               <w:bottom w:w="40" w:type="dxa"/>
@@ -12615,7 +13387,39 @@
         </w:tc>
         <w:tc>
           <w:tcPr>
-            <w:tcW w:type="dxa" w:w="1345"/>
+            <w:tcW w:type="dxa" w:w="1176"/>
+            <w:tcMar>
+              <w:top w:w="40" w:type="dxa"/>
+              <w:bottom w:w="40" w:type="dxa"/>
+              <w:left w:w="80" w:type="dxa"/>
+              <w:right w:w="80" w:type="dxa"/>
+            </w:tcMar>
+          </w:tcPr>
+          <w:p>
+            <w:pPr>
+              <w:jc w:val="left"/>
+            </w:pPr>
+            <w:r>
+              <w:rPr>
+                <w:rFonts w:ascii="宋体" w:hAnsi="宋体" w:eastAsia="宋体"/>
+                <w:b/>
+                <w:color w:val="1F4E79"/>
+                <w:sz w:val="19"/>
+              </w:rPr>
+              <w:t>【驾控台】</w:t>
+            </w:r>
+            <w:r>
+              <w:rPr>
+                <w:rFonts w:ascii="宋体" w:hAnsi="宋体" w:eastAsia="宋体"/>
+                <w:sz w:val="19"/>
+              </w:rPr>
+              <w:t>(软件属显控)</w:t>
+            </w:r>
+          </w:p>
+        </w:tc>
+        <w:tc>
+          <w:tcPr>
+            <w:tcW w:type="dxa" w:w="1176"/>
             <w:tcMar>
               <w:top w:w="40" w:type="dxa"/>
               <w:bottom w:w="40" w:type="dxa"/>
@@ -12638,7 +13442,7 @@
         </w:tc>
         <w:tc>
           <w:tcPr>
-            <w:tcW w:type="dxa" w:w="1345"/>
+            <w:tcW w:type="dxa" w:w="1176"/>
             <w:tcMar>
               <w:top w:w="40" w:type="dxa"/>
               <w:bottom w:w="40" w:type="dxa"/>
@@ -12661,7 +13465,7 @@
         </w:tc>
         <w:tc>
           <w:tcPr>
-            <w:tcW w:type="dxa" w:w="1345"/>
+            <w:tcW w:type="dxa" w:w="1176"/>
             <w:tcMar>
               <w:top w:w="40" w:type="dxa"/>
               <w:bottom w:w="40" w:type="dxa"/>
@@ -12684,7 +13488,7 @@
         </w:tc>
         <w:tc>
           <w:tcPr>
-            <w:tcW w:type="dxa" w:w="1345"/>
+            <w:tcW w:type="dxa" w:w="1176"/>
             <w:tcMar>
               <w:top w:w="40" w:type="dxa"/>
               <w:bottom w:w="40" w:type="dxa"/>
@@ -12707,7 +13511,7 @@
         </w:tc>
         <w:tc>
           <w:tcPr>
-            <w:tcW w:type="dxa" w:w="1345"/>
+            <w:tcW w:type="dxa" w:w="1176"/>
             <w:tcMar>
               <w:top w:w="40" w:type="dxa"/>
               <w:bottom w:w="40" w:type="dxa"/>
@@ -12730,7 +13534,7 @@
         </w:tc>
         <w:tc>
           <w:tcPr>
-            <w:tcW w:type="dxa" w:w="1345"/>
+            <w:tcW w:type="dxa" w:w="1176"/>
             <w:tcMar>
               <w:top w:w="40" w:type="dxa"/>
               <w:bottom w:w="40" w:type="dxa"/>
@@ -12755,7 +13559,7 @@
       <w:tr>
         <w:tc>
           <w:tcPr>
-            <w:tcW w:type="dxa" w:w="1345"/>
+            <w:tcW w:type="dxa" w:w="1176"/>
             <w:tcMar>
               <w:top w:w="40" w:type="dxa"/>
               <w:bottom w:w="40" w:type="dxa"/>
@@ -12779,7 +13583,7 @@
         </w:tc>
         <w:tc>
           <w:tcPr>
-            <w:tcW w:type="dxa" w:w="1345"/>
+            <w:tcW w:type="dxa" w:w="1176"/>
             <w:tcMar>
               <w:top w:w="40" w:type="dxa"/>
               <w:bottom w:w="40" w:type="dxa"/>
@@ -12795,6 +13599,32 @@
             <w:r>
               <w:rPr>
                 <w:rFonts w:ascii="宋体" w:hAnsi="宋体" w:eastAsia="宋体"/>
+                <w:b/>
+                <w:color w:val="1E7B34"/>
+                <w:sz w:val="19"/>
+              </w:rPr>
+              <w:t>【智控】</w:t>
+            </w:r>
+          </w:p>
+        </w:tc>
+        <w:tc>
+          <w:tcPr>
+            <w:tcW w:type="dxa" w:w="1176"/>
+            <w:tcMar>
+              <w:top w:w="40" w:type="dxa"/>
+              <w:bottom w:w="40" w:type="dxa"/>
+              <w:left w:w="80" w:type="dxa"/>
+              <w:right w:w="80" w:type="dxa"/>
+            </w:tcMar>
+            <w:shd w:val="clear" w:color="auto" w:fill="F2F5F9"/>
+          </w:tcPr>
+          <w:p>
+            <w:pPr>
+              <w:jc w:val="left"/>
+            </w:pPr>
+            <w:r>
+              <w:rPr>
+                <w:rFonts w:ascii="宋体" w:hAnsi="宋体" w:eastAsia="宋体"/>
                 <w:sz w:val="19"/>
               </w:rPr>
               <w:t>IE-SW-ELB-08-8TX</w:t>
@@ -12803,7 +13633,7 @@
         </w:tc>
         <w:tc>
           <w:tcPr>
-            <w:tcW w:type="dxa" w:w="1345"/>
+            <w:tcW w:type="dxa" w:w="1176"/>
             <w:tcMar>
               <w:top w:w="40" w:type="dxa"/>
               <w:bottom w:w="40" w:type="dxa"/>
@@ -12827,7 +13657,7 @@
         </w:tc>
         <w:tc>
           <w:tcPr>
-            <w:tcW w:type="dxa" w:w="1345"/>
+            <w:tcW w:type="dxa" w:w="1176"/>
             <w:tcMar>
               <w:top w:w="40" w:type="dxa"/>
               <w:bottom w:w="40" w:type="dxa"/>
@@ -12851,7 +13681,7 @@
         </w:tc>
         <w:tc>
           <w:tcPr>
-            <w:tcW w:type="dxa" w:w="1345"/>
+            <w:tcW w:type="dxa" w:w="1176"/>
             <w:tcMar>
               <w:top w:w="40" w:type="dxa"/>
               <w:bottom w:w="40" w:type="dxa"/>
@@ -12875,7 +13705,7 @@
         </w:tc>
         <w:tc>
           <w:tcPr>
-            <w:tcW w:type="dxa" w:w="1345"/>
+            <w:tcW w:type="dxa" w:w="1176"/>
             <w:tcMar>
               <w:top w:w="40" w:type="dxa"/>
               <w:bottom w:w="40" w:type="dxa"/>
@@ -12899,7 +13729,7 @@
         </w:tc>
         <w:tc>
           <w:tcPr>
-            <w:tcW w:type="dxa" w:w="1345"/>
+            <w:tcW w:type="dxa" w:w="1176"/>
             <w:tcMar>
               <w:top w:w="40" w:type="dxa"/>
               <w:bottom w:w="40" w:type="dxa"/>
@@ -12925,7 +13755,7 @@
       <w:tr>
         <w:tc>
           <w:tcPr>
-            <w:tcW w:type="dxa" w:w="1345"/>
+            <w:tcW w:type="dxa" w:w="1176"/>
             <w:tcMar>
               <w:top w:w="40" w:type="dxa"/>
               <w:bottom w:w="40" w:type="dxa"/>
@@ -12948,7 +13778,32 @@
         </w:tc>
         <w:tc>
           <w:tcPr>
-            <w:tcW w:type="dxa" w:w="1345"/>
+            <w:tcW w:type="dxa" w:w="1176"/>
+            <w:tcMar>
+              <w:top w:w="40" w:type="dxa"/>
+              <w:bottom w:w="40" w:type="dxa"/>
+              <w:left w:w="80" w:type="dxa"/>
+              <w:right w:w="80" w:type="dxa"/>
+            </w:tcMar>
+          </w:tcPr>
+          <w:p>
+            <w:pPr>
+              <w:jc w:val="left"/>
+            </w:pPr>
+            <w:r>
+              <w:rPr>
+                <w:rFonts w:ascii="宋体" w:hAnsi="宋体" w:eastAsia="宋体"/>
+                <w:b/>
+                <w:color w:val="1E7B34"/>
+                <w:sz w:val="19"/>
+              </w:rPr>
+              <w:t>【智控】</w:t>
+            </w:r>
+          </w:p>
+        </w:tc>
+        <w:tc>
+          <w:tcPr>
+            <w:tcW w:type="dxa" w:w="1176"/>
             <w:tcMar>
               <w:top w:w="40" w:type="dxa"/>
               <w:bottom w:w="40" w:type="dxa"/>
@@ -12971,7 +13826,7 @@
         </w:tc>
         <w:tc>
           <w:tcPr>
-            <w:tcW w:type="dxa" w:w="1345"/>
+            <w:tcW w:type="dxa" w:w="1176"/>
             <w:tcMar>
               <w:top w:w="40" w:type="dxa"/>
               <w:bottom w:w="40" w:type="dxa"/>
@@ -12994,7 +13849,7 @@
         </w:tc>
         <w:tc>
           <w:tcPr>
-            <w:tcW w:type="dxa" w:w="1345"/>
+            <w:tcW w:type="dxa" w:w="1176"/>
             <w:tcMar>
               <w:top w:w="40" w:type="dxa"/>
               <w:bottom w:w="40" w:type="dxa"/>
@@ -13017,7 +13872,7 @@
         </w:tc>
         <w:tc>
           <w:tcPr>
-            <w:tcW w:type="dxa" w:w="1345"/>
+            <w:tcW w:type="dxa" w:w="1176"/>
             <w:tcMar>
               <w:top w:w="40" w:type="dxa"/>
               <w:bottom w:w="40" w:type="dxa"/>
@@ -13040,7 +13895,7 @@
         </w:tc>
         <w:tc>
           <w:tcPr>
-            <w:tcW w:type="dxa" w:w="1345"/>
+            <w:tcW w:type="dxa" w:w="1176"/>
             <w:tcMar>
               <w:top w:w="40" w:type="dxa"/>
               <w:bottom w:w="40" w:type="dxa"/>
@@ -13063,7 +13918,7 @@
         </w:tc>
         <w:tc>
           <w:tcPr>
-            <w:tcW w:type="dxa" w:w="1345"/>
+            <w:tcW w:type="dxa" w:w="1176"/>
             <w:tcMar>
               <w:top w:w="40" w:type="dxa"/>
               <w:bottom w:w="40" w:type="dxa"/>
@@ -13088,7 +13943,7 @@
       <w:tr>
         <w:tc>
           <w:tcPr>
-            <w:tcW w:type="dxa" w:w="1345"/>
+            <w:tcW w:type="dxa" w:w="1176"/>
             <w:tcMar>
               <w:top w:w="40" w:type="dxa"/>
               <w:bottom w:w="40" w:type="dxa"/>
@@ -13112,7 +13967,7 @@
         </w:tc>
         <w:tc>
           <w:tcPr>
-            <w:tcW w:type="dxa" w:w="1345"/>
+            <w:tcW w:type="dxa" w:w="1176"/>
             <w:tcMar>
               <w:top w:w="40" w:type="dxa"/>
               <w:bottom w:w="40" w:type="dxa"/>
@@ -13128,6 +13983,32 @@
             <w:r>
               <w:rPr>
                 <w:rFonts w:ascii="宋体" w:hAnsi="宋体" w:eastAsia="宋体"/>
+                <w:b/>
+                <w:color w:val="1E7B34"/>
+                <w:sz w:val="19"/>
+              </w:rPr>
+              <w:t>【智控】</w:t>
+            </w:r>
+          </w:p>
+        </w:tc>
+        <w:tc>
+          <w:tcPr>
+            <w:tcW w:type="dxa" w:w="1176"/>
+            <w:tcMar>
+              <w:top w:w="40" w:type="dxa"/>
+              <w:bottom w:w="40" w:type="dxa"/>
+              <w:left w:w="80" w:type="dxa"/>
+              <w:right w:w="80" w:type="dxa"/>
+            </w:tcMar>
+            <w:shd w:val="clear" w:color="auto" w:fill="F2F5F9"/>
+          </w:tcPr>
+          <w:p>
+            <w:pPr>
+              <w:jc w:val="left"/>
+            </w:pPr>
+            <w:r>
+              <w:rPr>
+                <w:rFonts w:ascii="宋体" w:hAnsi="宋体" w:eastAsia="宋体"/>
                 <w:sz w:val="19"/>
               </w:rPr>
               <w:t>HI32</w:t>
@@ -13136,7 +14017,7 @@
         </w:tc>
         <w:tc>
           <w:tcPr>
-            <w:tcW w:type="dxa" w:w="1345"/>
+            <w:tcW w:type="dxa" w:w="1176"/>
             <w:tcMar>
               <w:top w:w="40" w:type="dxa"/>
               <w:bottom w:w="40" w:type="dxa"/>
@@ -13160,7 +14041,7 @@
         </w:tc>
         <w:tc>
           <w:tcPr>
-            <w:tcW w:type="dxa" w:w="1345"/>
+            <w:tcW w:type="dxa" w:w="1176"/>
             <w:tcMar>
               <w:top w:w="40" w:type="dxa"/>
               <w:bottom w:w="40" w:type="dxa"/>
@@ -13184,7 +14065,7 @@
         </w:tc>
         <w:tc>
           <w:tcPr>
-            <w:tcW w:type="dxa" w:w="1345"/>
+            <w:tcW w:type="dxa" w:w="1176"/>
             <w:tcMar>
               <w:top w:w="40" w:type="dxa"/>
               <w:bottom w:w="40" w:type="dxa"/>
@@ -13208,7 +14089,7 @@
         </w:tc>
         <w:tc>
           <w:tcPr>
-            <w:tcW w:type="dxa" w:w="1345"/>
+            <w:tcW w:type="dxa" w:w="1176"/>
             <w:tcMar>
               <w:top w:w="40" w:type="dxa"/>
               <w:bottom w:w="40" w:type="dxa"/>
@@ -13232,7 +14113,7 @@
         </w:tc>
         <w:tc>
           <w:tcPr>
-            <w:tcW w:type="dxa" w:w="1345"/>
+            <w:tcW w:type="dxa" w:w="1176"/>
             <w:tcMar>
               <w:top w:w="40" w:type="dxa"/>
               <w:bottom w:w="40" w:type="dxa"/>
@@ -13258,7 +14139,7 @@
       <w:tr>
         <w:tc>
           <w:tcPr>
-            <w:tcW w:type="dxa" w:w="1345"/>
+            <w:tcW w:type="dxa" w:w="1176"/>
             <w:tcMar>
               <w:top w:w="40" w:type="dxa"/>
               <w:bottom w:w="40" w:type="dxa"/>
@@ -13281,7 +14162,32 @@
         </w:tc>
         <w:tc>
           <w:tcPr>
-            <w:tcW w:type="dxa" w:w="1345"/>
+            <w:tcW w:type="dxa" w:w="1176"/>
+            <w:tcMar>
+              <w:top w:w="40" w:type="dxa"/>
+              <w:bottom w:w="40" w:type="dxa"/>
+              <w:left w:w="80" w:type="dxa"/>
+              <w:right w:w="80" w:type="dxa"/>
+            </w:tcMar>
+          </w:tcPr>
+          <w:p>
+            <w:pPr>
+              <w:jc w:val="left"/>
+            </w:pPr>
+            <w:r>
+              <w:rPr>
+                <w:rFonts w:ascii="宋体" w:hAnsi="宋体" w:eastAsia="宋体"/>
+                <w:b/>
+                <w:color w:val="1E7B34"/>
+                <w:sz w:val="19"/>
+              </w:rPr>
+              <w:t>【智控】</w:t>
+            </w:r>
+          </w:p>
+        </w:tc>
+        <w:tc>
+          <w:tcPr>
+            <w:tcW w:type="dxa" w:w="1176"/>
             <w:tcMar>
               <w:top w:w="40" w:type="dxa"/>
               <w:bottom w:w="40" w:type="dxa"/>
@@ -13304,7 +14210,7 @@
         </w:tc>
         <w:tc>
           <w:tcPr>
-            <w:tcW w:type="dxa" w:w="1345"/>
+            <w:tcW w:type="dxa" w:w="1176"/>
             <w:tcMar>
               <w:top w:w="40" w:type="dxa"/>
               <w:bottom w:w="40" w:type="dxa"/>
@@ -13327,7 +14233,7 @@
         </w:tc>
         <w:tc>
           <w:tcPr>
-            <w:tcW w:type="dxa" w:w="1345"/>
+            <w:tcW w:type="dxa" w:w="1176"/>
             <w:tcMar>
               <w:top w:w="40" w:type="dxa"/>
               <w:bottom w:w="40" w:type="dxa"/>
@@ -13350,7 +14256,7 @@
         </w:tc>
         <w:tc>
           <w:tcPr>
-            <w:tcW w:type="dxa" w:w="1345"/>
+            <w:tcW w:type="dxa" w:w="1176"/>
             <w:tcMar>
               <w:top w:w="40" w:type="dxa"/>
               <w:bottom w:w="40" w:type="dxa"/>
@@ -13373,7 +14279,7 @@
         </w:tc>
         <w:tc>
           <w:tcPr>
-            <w:tcW w:type="dxa" w:w="1345"/>
+            <w:tcW w:type="dxa" w:w="1176"/>
             <w:tcMar>
               <w:top w:w="40" w:type="dxa"/>
               <w:bottom w:w="40" w:type="dxa"/>
@@ -13396,7 +14302,7 @@
         </w:tc>
         <w:tc>
           <w:tcPr>
-            <w:tcW w:type="dxa" w:w="1345"/>
+            <w:tcW w:type="dxa" w:w="1176"/>
             <w:tcMar>
               <w:top w:w="40" w:type="dxa"/>
               <w:bottom w:w="40" w:type="dxa"/>
@@ -13421,7 +14327,7 @@
       <w:tr>
         <w:tc>
           <w:tcPr>
-            <w:tcW w:type="dxa" w:w="1345"/>
+            <w:tcW w:type="dxa" w:w="1176"/>
             <w:tcMar>
               <w:top w:w="40" w:type="dxa"/>
               <w:bottom w:w="40" w:type="dxa"/>
@@ -13445,7 +14351,7 @@
         </w:tc>
         <w:tc>
           <w:tcPr>
-            <w:tcW w:type="dxa" w:w="1345"/>
+            <w:tcW w:type="dxa" w:w="1176"/>
             <w:tcMar>
               <w:top w:w="40" w:type="dxa"/>
               <w:bottom w:w="40" w:type="dxa"/>
@@ -13461,6 +14367,32 @@
             <w:r>
               <w:rPr>
                 <w:rFonts w:ascii="宋体" w:hAnsi="宋体" w:eastAsia="宋体"/>
+                <w:b/>
+                <w:color w:val="1E7B34"/>
+                <w:sz w:val="19"/>
+              </w:rPr>
+              <w:t>【智控】</w:t>
+            </w:r>
+          </w:p>
+        </w:tc>
+        <w:tc>
+          <w:tcPr>
+            <w:tcW w:type="dxa" w:w="1176"/>
+            <w:tcMar>
+              <w:top w:w="40" w:type="dxa"/>
+              <w:bottom w:w="40" w:type="dxa"/>
+              <w:left w:w="80" w:type="dxa"/>
+              <w:right w:w="80" w:type="dxa"/>
+            </w:tcMar>
+            <w:shd w:val="clear" w:color="auto" w:fill="F2F5F9"/>
+          </w:tcPr>
+          <w:p>
+            <w:pPr>
+              <w:jc w:val="left"/>
+            </w:pPr>
+            <w:r>
+              <w:rPr>
+                <w:rFonts w:ascii="宋体" w:hAnsi="宋体" w:eastAsia="宋体"/>
                 <w:sz w:val="19"/>
               </w:rPr>
               <w:t>CAR-A60</w:t>
@@ -13469,7 +14401,7 @@
         </w:tc>
         <w:tc>
           <w:tcPr>
-            <w:tcW w:type="dxa" w:w="1345"/>
+            <w:tcW w:type="dxa" w:w="1176"/>
             <w:tcMar>
               <w:top w:w="40" w:type="dxa"/>
               <w:bottom w:w="40" w:type="dxa"/>
@@ -13493,7 +14425,7 @@
         </w:tc>
         <w:tc>
           <w:tcPr>
-            <w:tcW w:type="dxa" w:w="1345"/>
+            <w:tcW w:type="dxa" w:w="1176"/>
             <w:tcMar>
               <w:top w:w="40" w:type="dxa"/>
               <w:bottom w:w="40" w:type="dxa"/>
@@ -13517,7 +14449,7 @@
         </w:tc>
         <w:tc>
           <w:tcPr>
-            <w:tcW w:type="dxa" w:w="1345"/>
+            <w:tcW w:type="dxa" w:w="1176"/>
             <w:tcMar>
               <w:top w:w="40" w:type="dxa"/>
               <w:bottom w:w="40" w:type="dxa"/>
@@ -13541,7 +14473,7 @@
         </w:tc>
         <w:tc>
           <w:tcPr>
-            <w:tcW w:type="dxa" w:w="1345"/>
+            <w:tcW w:type="dxa" w:w="1176"/>
             <w:tcMar>
               <w:top w:w="40" w:type="dxa"/>
               <w:bottom w:w="40" w:type="dxa"/>
@@ -13565,7 +14497,7 @@
         </w:tc>
         <w:tc>
           <w:tcPr>
-            <w:tcW w:type="dxa" w:w="1345"/>
+            <w:tcW w:type="dxa" w:w="1176"/>
             <w:tcMar>
               <w:top w:w="40" w:type="dxa"/>
               <w:bottom w:w="40" w:type="dxa"/>
@@ -13591,7 +14523,7 @@
       <w:tr>
         <w:tc>
           <w:tcPr>
-            <w:tcW w:type="dxa" w:w="1345"/>
+            <w:tcW w:type="dxa" w:w="1176"/>
             <w:tcMar>
               <w:top w:w="40" w:type="dxa"/>
               <w:bottom w:w="40" w:type="dxa"/>
@@ -13614,7 +14546,32 @@
         </w:tc>
         <w:tc>
           <w:tcPr>
-            <w:tcW w:type="dxa" w:w="1345"/>
+            <w:tcW w:type="dxa" w:w="1176"/>
+            <w:tcMar>
+              <w:top w:w="40" w:type="dxa"/>
+              <w:bottom w:w="40" w:type="dxa"/>
+              <w:left w:w="80" w:type="dxa"/>
+              <w:right w:w="80" w:type="dxa"/>
+            </w:tcMar>
+          </w:tcPr>
+          <w:p>
+            <w:pPr>
+              <w:jc w:val="left"/>
+            </w:pPr>
+            <w:r>
+              <w:rPr>
+                <w:rFonts w:ascii="宋体" w:hAnsi="宋体" w:eastAsia="宋体"/>
+                <w:b/>
+                <w:color w:val="1E7B34"/>
+                <w:sz w:val="19"/>
+              </w:rPr>
+              <w:t>【智控】</w:t>
+            </w:r>
+          </w:p>
+        </w:tc>
+        <w:tc>
+          <w:tcPr>
+            <w:tcW w:type="dxa" w:w="1176"/>
             <w:tcMar>
               <w:top w:w="40" w:type="dxa"/>
               <w:bottom w:w="40" w:type="dxa"/>
@@ -13637,7 +14594,7 @@
         </w:tc>
         <w:tc>
           <w:tcPr>
-            <w:tcW w:type="dxa" w:w="1345"/>
+            <w:tcW w:type="dxa" w:w="1176"/>
             <w:tcMar>
               <w:top w:w="40" w:type="dxa"/>
               <w:bottom w:w="40" w:type="dxa"/>
@@ -13660,7 +14617,7 @@
         </w:tc>
         <w:tc>
           <w:tcPr>
-            <w:tcW w:type="dxa" w:w="1345"/>
+            <w:tcW w:type="dxa" w:w="1176"/>
             <w:tcMar>
               <w:top w:w="40" w:type="dxa"/>
               <w:bottom w:w="40" w:type="dxa"/>
@@ -13683,7 +14640,7 @@
         </w:tc>
         <w:tc>
           <w:tcPr>
-            <w:tcW w:type="dxa" w:w="1345"/>
+            <w:tcW w:type="dxa" w:w="1176"/>
             <w:tcMar>
               <w:top w:w="40" w:type="dxa"/>
               <w:bottom w:w="40" w:type="dxa"/>
@@ -13706,7 +14663,7 @@
         </w:tc>
         <w:tc>
           <w:tcPr>
-            <w:tcW w:type="dxa" w:w="1345"/>
+            <w:tcW w:type="dxa" w:w="1176"/>
             <w:tcMar>
               <w:top w:w="40" w:type="dxa"/>
               <w:bottom w:w="40" w:type="dxa"/>
@@ -13729,7 +14686,7 @@
         </w:tc>
         <w:tc>
           <w:tcPr>
-            <w:tcW w:type="dxa" w:w="1345"/>
+            <w:tcW w:type="dxa" w:w="1176"/>
             <w:tcMar>
               <w:top w:w="40" w:type="dxa"/>
               <w:bottom w:w="40" w:type="dxa"/>
@@ -13754,7 +14711,7 @@
       <w:tr>
         <w:tc>
           <w:tcPr>
-            <w:tcW w:type="dxa" w:w="1345"/>
+            <w:tcW w:type="dxa" w:w="1176"/>
             <w:tcMar>
               <w:top w:w="40" w:type="dxa"/>
               <w:bottom w:w="40" w:type="dxa"/>
@@ -13778,7 +14735,7 @@
         </w:tc>
         <w:tc>
           <w:tcPr>
-            <w:tcW w:type="dxa" w:w="1345"/>
+            <w:tcW w:type="dxa" w:w="1176"/>
             <w:tcMar>
               <w:top w:w="40" w:type="dxa"/>
               <w:bottom w:w="40" w:type="dxa"/>
@@ -13794,6 +14751,32 @@
             <w:r>
               <w:rPr>
                 <w:rFonts w:ascii="宋体" w:hAnsi="宋体" w:eastAsia="宋体"/>
+                <w:b/>
+                <w:color w:val="1E7B34"/>
+                <w:sz w:val="19"/>
+              </w:rPr>
+              <w:t>【智控】</w:t>
+            </w:r>
+          </w:p>
+        </w:tc>
+        <w:tc>
+          <w:tcPr>
+            <w:tcW w:type="dxa" w:w="1176"/>
+            <w:tcMar>
+              <w:top w:w="40" w:type="dxa"/>
+              <w:bottom w:w="40" w:type="dxa"/>
+              <w:left w:w="80" w:type="dxa"/>
+              <w:right w:w="80" w:type="dxa"/>
+            </w:tcMar>
+            <w:shd w:val="clear" w:color="auto" w:fill="F2F5F9"/>
+          </w:tcPr>
+          <w:p>
+            <w:pPr>
+              <w:jc w:val="left"/>
+            </w:pPr>
+            <w:r>
+              <w:rPr>
+                <w:rFonts w:ascii="宋体" w:hAnsi="宋体" w:eastAsia="宋体"/>
                 <w:sz w:val="19"/>
               </w:rPr>
               <w:t>H-833</w:t>
@@ -13802,7 +14785,7 @@
         </w:tc>
         <w:tc>
           <w:tcPr>
-            <w:tcW w:type="dxa" w:w="1345"/>
+            <w:tcW w:type="dxa" w:w="1176"/>
             <w:tcMar>
               <w:top w:w="40" w:type="dxa"/>
               <w:bottom w:w="40" w:type="dxa"/>
@@ -13826,7 +14809,7 @@
         </w:tc>
         <w:tc>
           <w:tcPr>
-            <w:tcW w:type="dxa" w:w="1345"/>
+            <w:tcW w:type="dxa" w:w="1176"/>
             <w:tcMar>
               <w:top w:w="40" w:type="dxa"/>
               <w:bottom w:w="40" w:type="dxa"/>
@@ -13850,7 +14833,7 @@
         </w:tc>
         <w:tc>
           <w:tcPr>
-            <w:tcW w:type="dxa" w:w="1345"/>
+            <w:tcW w:type="dxa" w:w="1176"/>
             <w:tcMar>
               <w:top w:w="40" w:type="dxa"/>
               <w:bottom w:w="40" w:type="dxa"/>
@@ -13874,7 +14857,7 @@
         </w:tc>
         <w:tc>
           <w:tcPr>
-            <w:tcW w:type="dxa" w:w="1345"/>
+            <w:tcW w:type="dxa" w:w="1176"/>
             <w:tcMar>
               <w:top w:w="40" w:type="dxa"/>
               <w:bottom w:w="40" w:type="dxa"/>
@@ -13898,7 +14881,7 @@
         </w:tc>
         <w:tc>
           <w:tcPr>
-            <w:tcW w:type="dxa" w:w="1345"/>
+            <w:tcW w:type="dxa" w:w="1176"/>
             <w:tcMar>
               <w:top w:w="40" w:type="dxa"/>
               <w:bottom w:w="40" w:type="dxa"/>
@@ -13924,7 +14907,7 @@
       <w:tr>
         <w:tc>
           <w:tcPr>
-            <w:tcW w:type="dxa" w:w="1345"/>
+            <w:tcW w:type="dxa" w:w="1176"/>
             <w:tcMar>
               <w:top w:w="40" w:type="dxa"/>
               <w:bottom w:w="40" w:type="dxa"/>
@@ -13947,7 +14930,32 @@
         </w:tc>
         <w:tc>
           <w:tcPr>
-            <w:tcW w:type="dxa" w:w="1345"/>
+            <w:tcW w:type="dxa" w:w="1176"/>
+            <w:tcMar>
+              <w:top w:w="40" w:type="dxa"/>
+              <w:bottom w:w="40" w:type="dxa"/>
+              <w:left w:w="80" w:type="dxa"/>
+              <w:right w:w="80" w:type="dxa"/>
+            </w:tcMar>
+          </w:tcPr>
+          <w:p>
+            <w:pPr>
+              <w:jc w:val="left"/>
+            </w:pPr>
+            <w:r>
+              <w:rPr>
+                <w:rFonts w:ascii="宋体" w:hAnsi="宋体" w:eastAsia="宋体"/>
+                <w:b/>
+                <w:color w:val="1E7B34"/>
+                <w:sz w:val="19"/>
+              </w:rPr>
+              <w:t>【智控】</w:t>
+            </w:r>
+          </w:p>
+        </w:tc>
+        <w:tc>
+          <w:tcPr>
+            <w:tcW w:type="dxa" w:w="1176"/>
             <w:tcMar>
               <w:top w:w="40" w:type="dxa"/>
               <w:bottom w:w="40" w:type="dxa"/>
@@ -13970,7 +14978,7 @@
         </w:tc>
         <w:tc>
           <w:tcPr>
-            <w:tcW w:type="dxa" w:w="1345"/>
+            <w:tcW w:type="dxa" w:w="1176"/>
             <w:tcMar>
               <w:top w:w="40" w:type="dxa"/>
               <w:bottom w:w="40" w:type="dxa"/>
@@ -13993,7 +15001,7 @@
         </w:tc>
         <w:tc>
           <w:tcPr>
-            <w:tcW w:type="dxa" w:w="1345"/>
+            <w:tcW w:type="dxa" w:w="1176"/>
             <w:tcMar>
               <w:top w:w="40" w:type="dxa"/>
               <w:bottom w:w="40" w:type="dxa"/>
@@ -14016,7 +15024,7 @@
         </w:tc>
         <w:tc>
           <w:tcPr>
-            <w:tcW w:type="dxa" w:w="1345"/>
+            <w:tcW w:type="dxa" w:w="1176"/>
             <w:tcMar>
               <w:top w:w="40" w:type="dxa"/>
               <w:bottom w:w="40" w:type="dxa"/>
@@ -14039,7 +15047,7 @@
         </w:tc>
         <w:tc>
           <w:tcPr>
-            <w:tcW w:type="dxa" w:w="1345"/>
+            <w:tcW w:type="dxa" w:w="1176"/>
             <w:tcMar>
               <w:top w:w="40" w:type="dxa"/>
               <w:bottom w:w="40" w:type="dxa"/>
@@ -14062,7 +15070,7 @@
         </w:tc>
         <w:tc>
           <w:tcPr>
-            <w:tcW w:type="dxa" w:w="1345"/>
+            <w:tcW w:type="dxa" w:w="1176"/>
             <w:tcMar>
               <w:top w:w="40" w:type="dxa"/>
               <w:bottom w:w="40" w:type="dxa"/>
@@ -14087,7 +15095,7 @@
       <w:tr>
         <w:tc>
           <w:tcPr>
-            <w:tcW w:type="dxa" w:w="1345"/>
+            <w:tcW w:type="dxa" w:w="1176"/>
             <w:tcMar>
               <w:top w:w="40" w:type="dxa"/>
               <w:bottom w:w="40" w:type="dxa"/>
@@ -14111,7 +15119,7 @@
         </w:tc>
         <w:tc>
           <w:tcPr>
-            <w:tcW w:type="dxa" w:w="1345"/>
+            <w:tcW w:type="dxa" w:w="1176"/>
             <w:tcMar>
               <w:top w:w="40" w:type="dxa"/>
               <w:bottom w:w="40" w:type="dxa"/>
@@ -14127,6 +15135,32 @@
             <w:r>
               <w:rPr>
                 <w:rFonts w:ascii="宋体" w:hAnsi="宋体" w:eastAsia="宋体"/>
+                <w:b/>
+                <w:color w:val="1E7B34"/>
+                <w:sz w:val="19"/>
+              </w:rPr>
+              <w:t>【智控】</w:t>
+            </w:r>
+          </w:p>
+        </w:tc>
+        <w:tc>
+          <w:tcPr>
+            <w:tcW w:type="dxa" w:w="1176"/>
+            <w:tcMar>
+              <w:top w:w="40" w:type="dxa"/>
+              <w:bottom w:w="40" w:type="dxa"/>
+              <w:left w:w="80" w:type="dxa"/>
+              <w:right w:w="80" w:type="dxa"/>
+            </w:tcMar>
+            <w:shd w:val="clear" w:color="auto" w:fill="F2F5F9"/>
+          </w:tcPr>
+          <w:p>
+            <w:pPr>
+              <w:jc w:val="left"/>
+            </w:pPr>
+            <w:r>
+              <w:rPr>
+                <w:rFonts w:ascii="宋体" w:hAnsi="宋体" w:eastAsia="宋体"/>
                 <w:sz w:val="19"/>
               </w:rPr>
               <w:t>M22</w:t>
@@ -14135,7 +15169,7 @@
         </w:tc>
         <w:tc>
           <w:tcPr>
-            <w:tcW w:type="dxa" w:w="1345"/>
+            <w:tcW w:type="dxa" w:w="1176"/>
             <w:tcMar>
               <w:top w:w="40" w:type="dxa"/>
               <w:bottom w:w="40" w:type="dxa"/>
@@ -14159,7 +15193,7 @@
         </w:tc>
         <w:tc>
           <w:tcPr>
-            <w:tcW w:type="dxa" w:w="1345"/>
+            <w:tcW w:type="dxa" w:w="1176"/>
             <w:tcMar>
               <w:top w:w="40" w:type="dxa"/>
               <w:bottom w:w="40" w:type="dxa"/>
@@ -14183,7 +15217,7 @@
         </w:tc>
         <w:tc>
           <w:tcPr>
-            <w:tcW w:type="dxa" w:w="1345"/>
+            <w:tcW w:type="dxa" w:w="1176"/>
             <w:tcMar>
               <w:top w:w="40" w:type="dxa"/>
               <w:bottom w:w="40" w:type="dxa"/>
@@ -14207,7 +15241,7 @@
         </w:tc>
         <w:tc>
           <w:tcPr>
-            <w:tcW w:type="dxa" w:w="1345"/>
+            <w:tcW w:type="dxa" w:w="1176"/>
             <w:tcMar>
               <w:top w:w="40" w:type="dxa"/>
               <w:bottom w:w="40" w:type="dxa"/>
@@ -14231,7 +15265,7 @@
         </w:tc>
         <w:tc>
           <w:tcPr>
-            <w:tcW w:type="dxa" w:w="1345"/>
+            <w:tcW w:type="dxa" w:w="1176"/>
             <w:tcMar>
               <w:top w:w="40" w:type="dxa"/>
               <w:bottom w:w="40" w:type="dxa"/>
@@ -14808,6 +15842,7 @@
               <w:left w:w="80" w:type="dxa"/>
               <w:right w:w="80" w:type="dxa"/>
             </w:tcMar>
+            <w:shd w:val="clear" w:color="auto" w:fill="FDE9D9"/>
           </w:tcPr>
           <w:p>
             <w:pPr>
@@ -14831,6 +15866,7 @@
               <w:left w:w="80" w:type="dxa"/>
               <w:right w:w="80" w:type="dxa"/>
             </w:tcMar>
+            <w:shd w:val="clear" w:color="auto" w:fill="FDE9D9"/>
           </w:tcPr>
           <w:p>
             <w:pPr>
@@ -14870,17 +15906,27 @@
               <w:left w:w="80" w:type="dxa"/>
               <w:right w:w="80" w:type="dxa"/>
             </w:tcMar>
-          </w:tcPr>
-          <w:p>
-            <w:pPr>
-              <w:jc w:val="left"/>
-            </w:pPr>
-            <w:r>
-              <w:rPr>
-                <w:rFonts w:ascii="宋体" w:hAnsi="宋体" w:eastAsia="宋体"/>
-                <w:sz w:val="19"/>
-              </w:rPr>
-              <w:t>材料内部矛盾</w:t>
+            <w:shd w:val="clear" w:color="auto" w:fill="FDE9D9"/>
+          </w:tcPr>
+          <w:p>
+            <w:pPr>
+              <w:jc w:val="left"/>
+            </w:pPr>
+            <w:r>
+              <w:rPr>
+                <w:rFonts w:ascii="宋体" w:hAnsi="宋体" w:eastAsia="宋体"/>
+                <w:sz w:val="19"/>
+              </w:rPr>
+              <w:t>材料内部</w:t>
+            </w:r>
+            <w:r>
+              <w:rPr>
+                <w:rFonts w:ascii="宋体" w:hAnsi="宋体" w:eastAsia="宋体"/>
+                <w:b/>
+                <w:color w:val="C5500B"/>
+                <w:sz w:val="19"/>
+              </w:rPr>
+              <w:t>矛盾</w:t>
             </w:r>
           </w:p>
         </w:tc>
@@ -14893,17 +15939,34 @@
               <w:left w:w="80" w:type="dxa"/>
               <w:right w:w="80" w:type="dxa"/>
             </w:tcMar>
-          </w:tcPr>
-          <w:p>
-            <w:pPr>
-              <w:jc w:val="left"/>
-            </w:pPr>
-            <w:r>
-              <w:rPr>
-                <w:rFonts w:ascii="宋体" w:hAnsi="宋体" w:eastAsia="宋体"/>
-                <w:sz w:val="19"/>
-              </w:rPr>
-              <w:t>与设计方澄清:副台是否仅含急停/消音等精简按键,还是命名重叠</w:t>
+            <w:shd w:val="clear" w:color="auto" w:fill="FDE9D9"/>
+          </w:tcPr>
+          <w:p>
+            <w:pPr>
+              <w:jc w:val="left"/>
+            </w:pPr>
+            <w:r>
+              <w:rPr>
+                <w:rFonts w:ascii="宋体" w:hAnsi="宋体" w:eastAsia="宋体"/>
+                <w:sz w:val="19"/>
+              </w:rPr>
+              <w:t>与设计方</w:t>
+            </w:r>
+            <w:r>
+              <w:rPr>
+                <w:rFonts w:ascii="宋体" w:hAnsi="宋体" w:eastAsia="宋体"/>
+                <w:b/>
+                <w:color w:val="C5500B"/>
+                <w:sz w:val="19"/>
+              </w:rPr>
+              <w:t>澄清</w:t>
+            </w:r>
+            <w:r>
+              <w:rPr>
+                <w:rFonts w:ascii="宋体" w:hAnsi="宋体" w:eastAsia="宋体"/>
+                <w:sz w:val="19"/>
+              </w:rPr>
+              <w:t>:副台是否仅含急停/消音等精简按键,还是命名重叠</w:t>
             </w:r>
           </w:p>
         </w:tc>
@@ -14916,6 +15979,7 @@
               <w:left w:w="80" w:type="dxa"/>
               <w:right w:w="80" w:type="dxa"/>
             </w:tcMar>
+            <w:shd w:val="clear" w:color="auto" w:fill="FDE9D9"/>
           </w:tcPr>
           <w:p>
             <w:pPr>
@@ -14941,7 +16005,7 @@
               <w:left w:w="80" w:type="dxa"/>
               <w:right w:w="80" w:type="dxa"/>
             </w:tcMar>
-            <w:shd w:val="clear" w:color="auto" w:fill="F2F5F9"/>
+            <w:shd w:val="clear" w:color="auto" w:fill="FDE9D9"/>
           </w:tcPr>
           <w:p>
             <w:pPr>
@@ -14965,7 +16029,7 @@
               <w:left w:w="80" w:type="dxa"/>
               <w:right w:w="80" w:type="dxa"/>
             </w:tcMar>
-            <w:shd w:val="clear" w:color="auto" w:fill="F2F5F9"/>
+            <w:shd w:val="clear" w:color="auto" w:fill="FDE9D9"/>
           </w:tcPr>
           <w:p>
             <w:pPr>
@@ -14992,7 +16056,23 @@
                 <w:rFonts w:ascii="宋体" w:hAnsi="宋体" w:eastAsia="宋体"/>
                 <w:sz w:val="19"/>
               </w:rPr>
-              <w:t>材料未注明(吊舱方案仅写了进入条件)</w:t>
+              <w:t>材料</w:t>
+            </w:r>
+            <w:r>
+              <w:rPr>
+                <w:rFonts w:ascii="宋体" w:hAnsi="宋体" w:eastAsia="宋体"/>
+                <w:b/>
+                <w:color w:val="C5500B"/>
+                <w:sz w:val="19"/>
+              </w:rPr>
+              <w:t>未注明</w:t>
+            </w:r>
+            <w:r>
+              <w:rPr>
+                <w:rFonts w:ascii="宋体" w:hAnsi="宋体" w:eastAsia="宋体"/>
+                <w:sz w:val="19"/>
+              </w:rPr>
+              <w:t>(吊舱方案仅写了进入条件)</w:t>
             </w:r>
           </w:p>
         </w:tc>
@@ -15005,18 +16085,27 @@
               <w:left w:w="80" w:type="dxa"/>
               <w:right w:w="80" w:type="dxa"/>
             </w:tcMar>
-            <w:shd w:val="clear" w:color="auto" w:fill="F2F5F9"/>
-          </w:tcPr>
-          <w:p>
-            <w:pPr>
-              <w:jc w:val="left"/>
-            </w:pPr>
-            <w:r>
-              <w:rPr>
-                <w:rFonts w:ascii="宋体" w:hAnsi="宋体" w:eastAsia="宋体"/>
-                <w:sz w:val="19"/>
-              </w:rPr>
-              <w:t>待客户/设计确认</w:t>
+            <w:shd w:val="clear" w:color="auto" w:fill="FDE9D9"/>
+          </w:tcPr>
+          <w:p>
+            <w:pPr>
+              <w:jc w:val="left"/>
+            </w:pPr>
+            <w:r>
+              <w:rPr>
+                <w:rFonts w:ascii="宋体" w:hAnsi="宋体" w:eastAsia="宋体"/>
+                <w:b/>
+                <w:color w:val="C5500B"/>
+                <w:sz w:val="19"/>
+              </w:rPr>
+              <w:t>待客户</w:t>
+            </w:r>
+            <w:r>
+              <w:rPr>
+                <w:rFonts w:ascii="宋体" w:hAnsi="宋体" w:eastAsia="宋体"/>
+                <w:sz w:val="19"/>
+              </w:rPr>
+              <w:t>/设计确认</w:t>
             </w:r>
           </w:p>
         </w:tc>
@@ -15029,7 +16118,7 @@
               <w:left w:w="80" w:type="dxa"/>
               <w:right w:w="80" w:type="dxa"/>
             </w:tcMar>
-            <w:shd w:val="clear" w:color="auto" w:fill="F2F5F9"/>
+            <w:shd w:val="clear" w:color="auto" w:fill="FDE9D9"/>
           </w:tcPr>
           <w:p>
             <w:pPr>
@@ -15053,7 +16142,7 @@
               <w:left w:w="80" w:type="dxa"/>
               <w:right w:w="80" w:type="dxa"/>
             </w:tcMar>
-            <w:shd w:val="clear" w:color="auto" w:fill="F2F5F9"/>
+            <w:shd w:val="clear" w:color="auto" w:fill="FDE9D9"/>
           </w:tcPr>
           <w:p>
             <w:pPr>
@@ -15079,6 +16168,7 @@
               <w:left w:w="80" w:type="dxa"/>
               <w:right w:w="80" w:type="dxa"/>
             </w:tcMar>
+            <w:shd w:val="clear" w:color="auto" w:fill="FDE9D9"/>
           </w:tcPr>
           <w:p>
             <w:pPr>
@@ -15102,6 +16192,7 @@
               <w:left w:w="80" w:type="dxa"/>
               <w:right w:w="80" w:type="dxa"/>
             </w:tcMar>
+            <w:shd w:val="clear" w:color="auto" w:fill="FDE9D9"/>
           </w:tcPr>
           <w:p>
             <w:pPr>
@@ -15125,14 +16216,17 @@
               <w:left w:w="80" w:type="dxa"/>
               <w:right w:w="80" w:type="dxa"/>
             </w:tcMar>
-          </w:tcPr>
-          <w:p>
-            <w:pPr>
-              <w:jc w:val="left"/>
-            </w:pPr>
-            <w:r>
-              <w:rPr>
-                <w:rFonts w:ascii="宋体" w:hAnsi="宋体" w:eastAsia="宋体"/>
+            <w:shd w:val="clear" w:color="auto" w:fill="FDE9D9"/>
+          </w:tcPr>
+          <w:p>
+            <w:pPr>
+              <w:jc w:val="left"/>
+            </w:pPr>
+            <w:r>
+              <w:rPr>
+                <w:rFonts w:ascii="宋体" w:hAnsi="宋体" w:eastAsia="宋体"/>
+                <w:b/>
+                <w:color w:val="C5500B"/>
                 <w:sz w:val="19"/>
               </w:rPr>
               <w:t>待确认</w:t>
@@ -15148,6 +16242,7 @@
               <w:left w:w="80" w:type="dxa"/>
               <w:right w:w="80" w:type="dxa"/>
             </w:tcMar>
+            <w:shd w:val="clear" w:color="auto" w:fill="FDE9D9"/>
           </w:tcPr>
           <w:p>
             <w:pPr>
@@ -15171,6 +16266,7 @@
               <w:left w:w="80" w:type="dxa"/>
               <w:right w:w="80" w:type="dxa"/>
             </w:tcMar>
+            <w:shd w:val="clear" w:color="auto" w:fill="FDE9D9"/>
           </w:tcPr>
           <w:p>
             <w:pPr>
@@ -15196,7 +16292,7 @@
               <w:left w:w="80" w:type="dxa"/>
               <w:right w:w="80" w:type="dxa"/>
             </w:tcMar>
-            <w:shd w:val="clear" w:color="auto" w:fill="F2F5F9"/>
+            <w:shd w:val="clear" w:color="auto" w:fill="FDE9D9"/>
           </w:tcPr>
           <w:p>
             <w:pPr>
@@ -15220,7 +16316,7 @@
               <w:left w:w="80" w:type="dxa"/>
               <w:right w:w="80" w:type="dxa"/>
             </w:tcMar>
-            <w:shd w:val="clear" w:color="auto" w:fill="F2F5F9"/>
+            <w:shd w:val="clear" w:color="auto" w:fill="FDE9D9"/>
           </w:tcPr>
           <w:p>
             <w:pPr>
@@ -15260,18 +16356,29 @@
               <w:left w:w="80" w:type="dxa"/>
               <w:right w:w="80" w:type="dxa"/>
             </w:tcMar>
-            <w:shd w:val="clear" w:color="auto" w:fill="F2F5F9"/>
-          </w:tcPr>
-          <w:p>
-            <w:pPr>
-              <w:jc w:val="left"/>
-            </w:pPr>
-            <w:r>
-              <w:rPr>
-                <w:rFonts w:ascii="宋体" w:hAnsi="宋体" w:eastAsia="宋体"/>
-                <w:sz w:val="19"/>
-              </w:rPr>
-              <w:t>待设计澄清</w:t>
+            <w:shd w:val="clear" w:color="auto" w:fill="FDE9D9"/>
+          </w:tcPr>
+          <w:p>
+            <w:pPr>
+              <w:jc w:val="left"/>
+            </w:pPr>
+            <w:r>
+              <w:rPr>
+                <w:rFonts w:ascii="宋体" w:hAnsi="宋体" w:eastAsia="宋体"/>
+                <w:b/>
+                <w:color w:val="C5500B"/>
+                <w:sz w:val="19"/>
+              </w:rPr>
+              <w:t>待设计</w:t>
+            </w:r>
+            <w:r>
+              <w:rPr>
+                <w:rFonts w:ascii="宋体" w:hAnsi="宋体" w:eastAsia="宋体"/>
+                <w:b/>
+                <w:color w:val="C5500B"/>
+                <w:sz w:val="19"/>
+              </w:rPr>
+              <w:t>澄清</w:t>
             </w:r>
           </w:p>
         </w:tc>
@@ -15284,7 +16391,7 @@
               <w:left w:w="80" w:type="dxa"/>
               <w:right w:w="80" w:type="dxa"/>
             </w:tcMar>
-            <w:shd w:val="clear" w:color="auto" w:fill="F2F5F9"/>
+            <w:shd w:val="clear" w:color="auto" w:fill="FDE9D9"/>
           </w:tcPr>
           <w:p>
             <w:pPr>
@@ -15308,7 +16415,7 @@
               <w:left w:w="80" w:type="dxa"/>
               <w:right w:w="80" w:type="dxa"/>
             </w:tcMar>
-            <w:shd w:val="clear" w:color="auto" w:fill="F2F5F9"/>
+            <w:shd w:val="clear" w:color="auto" w:fill="FDE9D9"/>
           </w:tcPr>
           <w:p>
             <w:pPr>
@@ -15334,6 +16441,7 @@
               <w:left w:w="80" w:type="dxa"/>
               <w:right w:w="80" w:type="dxa"/>
             </w:tcMar>
+            <w:shd w:val="clear" w:color="auto" w:fill="FDE9D9"/>
           </w:tcPr>
           <w:p>
             <w:pPr>
@@ -15357,6 +16465,7 @@
               <w:left w:w="80" w:type="dxa"/>
               <w:right w:w="80" w:type="dxa"/>
             </w:tcMar>
+            <w:shd w:val="clear" w:color="auto" w:fill="FDE9D9"/>
           </w:tcPr>
           <w:p>
             <w:pPr>
@@ -15389,17 +16498,34 @@
               <w:left w:w="80" w:type="dxa"/>
               <w:right w:w="80" w:type="dxa"/>
             </w:tcMar>
-          </w:tcPr>
-          <w:p>
-            <w:pPr>
-              <w:jc w:val="left"/>
-            </w:pPr>
-            <w:r>
-              <w:rPr>
-                <w:rFonts w:ascii="宋体" w:hAnsi="宋体" w:eastAsia="宋体"/>
-                <w:sz w:val="19"/>
-              </w:rPr>
-              <w:t>框图P4明确写"待确认"</w:t>
+            <w:shd w:val="clear" w:color="auto" w:fill="FDE9D9"/>
+          </w:tcPr>
+          <w:p>
+            <w:pPr>
+              <w:jc w:val="left"/>
+            </w:pPr>
+            <w:r>
+              <w:rPr>
+                <w:rFonts w:ascii="宋体" w:hAnsi="宋体" w:eastAsia="宋体"/>
+                <w:sz w:val="19"/>
+              </w:rPr>
+              <w:t>框图P4明确写"</w:t>
+            </w:r>
+            <w:r>
+              <w:rPr>
+                <w:rFonts w:ascii="宋体" w:hAnsi="宋体" w:eastAsia="宋体"/>
+                <w:b/>
+                <w:color w:val="C5500B"/>
+                <w:sz w:val="19"/>
+              </w:rPr>
+              <w:t>待确认</w:t>
+            </w:r>
+            <w:r>
+              <w:rPr>
+                <w:rFonts w:ascii="宋体" w:hAnsi="宋体" w:eastAsia="宋体"/>
+                <w:sz w:val="19"/>
+              </w:rPr>
+              <w:t>"</w:t>
             </w:r>
           </w:p>
         </w:tc>
@@ -15412,6 +16538,7 @@
               <w:left w:w="80" w:type="dxa"/>
               <w:right w:w="80" w:type="dxa"/>
             </w:tcMar>
+            <w:shd w:val="clear" w:color="auto" w:fill="FDE9D9"/>
           </w:tcPr>
           <w:p>
             <w:pPr>
@@ -15435,6 +16562,7 @@
               <w:left w:w="80" w:type="dxa"/>
               <w:right w:w="80" w:type="dxa"/>
             </w:tcMar>
+            <w:shd w:val="clear" w:color="auto" w:fill="FDE9D9"/>
           </w:tcPr>
           <w:p>
             <w:pPr>
@@ -15460,7 +16588,7 @@
               <w:left w:w="80" w:type="dxa"/>
               <w:right w:w="80" w:type="dxa"/>
             </w:tcMar>
-            <w:shd w:val="clear" w:color="auto" w:fill="F2F5F9"/>
+            <w:shd w:val="clear" w:color="auto" w:fill="FDE9D9"/>
           </w:tcPr>
           <w:p>
             <w:pPr>
@@ -15484,7 +16612,7 @@
               <w:left w:w="80" w:type="dxa"/>
               <w:right w:w="80" w:type="dxa"/>
             </w:tcMar>
-            <w:shd w:val="clear" w:color="auto" w:fill="F2F5F9"/>
+            <w:shd w:val="clear" w:color="auto" w:fill="FDE9D9"/>
           </w:tcPr>
           <w:p>
             <w:pPr>
@@ -15508,15 +16636,17 @@
               <w:left w:w="80" w:type="dxa"/>
               <w:right w:w="80" w:type="dxa"/>
             </w:tcMar>
-            <w:shd w:val="clear" w:color="auto" w:fill="F2F5F9"/>
-          </w:tcPr>
-          <w:p>
-            <w:pPr>
-              <w:jc w:val="left"/>
-            </w:pPr>
-            <w:r>
-              <w:rPr>
-                <w:rFonts w:ascii="宋体" w:hAnsi="宋体" w:eastAsia="宋体"/>
+            <w:shd w:val="clear" w:color="auto" w:fill="FDE9D9"/>
+          </w:tcPr>
+          <w:p>
+            <w:pPr>
+              <w:jc w:val="left"/>
+            </w:pPr>
+            <w:r>
+              <w:rPr>
+                <w:rFonts w:ascii="宋体" w:hAnsi="宋体" w:eastAsia="宋体"/>
+                <w:b/>
+                <w:color w:val="C5500B"/>
                 <w:sz w:val="19"/>
               </w:rPr>
               <w:t>待确认</w:t>
@@ -15532,7 +16662,7 @@
               <w:left w:w="80" w:type="dxa"/>
               <w:right w:w="80" w:type="dxa"/>
             </w:tcMar>
-            <w:shd w:val="clear" w:color="auto" w:fill="F2F5F9"/>
+            <w:shd w:val="clear" w:color="auto" w:fill="FDE9D9"/>
           </w:tcPr>
           <w:p>
             <w:pPr>
@@ -15556,7 +16686,7 @@
               <w:left w:w="80" w:type="dxa"/>
               <w:right w:w="80" w:type="dxa"/>
             </w:tcMar>
-            <w:shd w:val="clear" w:color="auto" w:fill="F2F5F9"/>
+            <w:shd w:val="clear" w:color="auto" w:fill="FDE9D9"/>
           </w:tcPr>
           <w:p>
             <w:pPr>
@@ -15582,6 +16712,7 @@
               <w:left w:w="80" w:type="dxa"/>
               <w:right w:w="80" w:type="dxa"/>
             </w:tcMar>
+            <w:shd w:val="clear" w:color="auto" w:fill="FDE9D9"/>
           </w:tcPr>
           <w:p>
             <w:pPr>
@@ -15605,6 +16736,7 @@
               <w:left w:w="80" w:type="dxa"/>
               <w:right w:w="80" w:type="dxa"/>
             </w:tcMar>
+            <w:shd w:val="clear" w:color="auto" w:fill="FDE9D9"/>
           </w:tcPr>
           <w:p>
             <w:pPr>
@@ -15628,6 +16760,7 @@
               <w:left w:w="80" w:type="dxa"/>
               <w:right w:w="80" w:type="dxa"/>
             </w:tcMar>
+            <w:shd w:val="clear" w:color="auto" w:fill="FDE9D9"/>
           </w:tcPr>
           <w:p>
             <w:pPr>
@@ -15651,17 +16784,34 @@
               <w:left w:w="80" w:type="dxa"/>
               <w:right w:w="80" w:type="dxa"/>
             </w:tcMar>
-          </w:tcPr>
-          <w:p>
-            <w:pPr>
-              <w:jc w:val="left"/>
-            </w:pPr>
-            <w:r>
-              <w:rPr>
-                <w:rFonts w:ascii="宋体" w:hAnsi="宋体" w:eastAsia="宋体"/>
-                <w:sz w:val="19"/>
-              </w:rPr>
-              <w:t>现场踏勘后确定安装支架方案</w:t>
+            <w:shd w:val="clear" w:color="auto" w:fill="FDE9D9"/>
+          </w:tcPr>
+          <w:p>
+            <w:pPr>
+              <w:jc w:val="left"/>
+            </w:pPr>
+            <w:r>
+              <w:rPr>
+                <w:rFonts w:ascii="宋体" w:hAnsi="宋体" w:eastAsia="宋体"/>
+                <w:sz w:val="19"/>
+              </w:rPr>
+              <w:t>现场</w:t>
+            </w:r>
+            <w:r>
+              <w:rPr>
+                <w:rFonts w:ascii="宋体" w:hAnsi="宋体" w:eastAsia="宋体"/>
+                <w:b/>
+                <w:color w:val="C5500B"/>
+                <w:sz w:val="19"/>
+              </w:rPr>
+              <w:t>踏勘</w:t>
+            </w:r>
+            <w:r>
+              <w:rPr>
+                <w:rFonts w:ascii="宋体" w:hAnsi="宋体" w:eastAsia="宋体"/>
+                <w:sz w:val="19"/>
+              </w:rPr>
+              <w:t>后确定安装支架方案</w:t>
             </w:r>
           </w:p>
         </w:tc>
@@ -15674,6 +16824,7 @@
               <w:left w:w="80" w:type="dxa"/>
               <w:right w:w="80" w:type="dxa"/>
             </w:tcMar>
+            <w:shd w:val="clear" w:color="auto" w:fill="FDE9D9"/>
           </w:tcPr>
           <w:p>
             <w:pPr>
@@ -15699,7 +16850,7 @@
               <w:left w:w="80" w:type="dxa"/>
               <w:right w:w="80" w:type="dxa"/>
             </w:tcMar>
-            <w:shd w:val="clear" w:color="auto" w:fill="F2F5F9"/>
+            <w:shd w:val="clear" w:color="auto" w:fill="FDE9D9"/>
           </w:tcPr>
           <w:p>
             <w:pPr>
@@ -15723,7 +16874,7 @@
               <w:left w:w="80" w:type="dxa"/>
               <w:right w:w="80" w:type="dxa"/>
             </w:tcMar>
-            <w:shd w:val="clear" w:color="auto" w:fill="F2F5F9"/>
+            <w:shd w:val="clear" w:color="auto" w:fill="FDE9D9"/>
           </w:tcPr>
           <w:p>
             <w:pPr>
@@ -15756,18 +16907,27 @@
               <w:left w:w="80" w:type="dxa"/>
               <w:right w:w="80" w:type="dxa"/>
             </w:tcMar>
-            <w:shd w:val="clear" w:color="auto" w:fill="F2F5F9"/>
-          </w:tcPr>
-          <w:p>
-            <w:pPr>
-              <w:jc w:val="left"/>
-            </w:pPr>
-            <w:r>
-              <w:rPr>
-                <w:rFonts w:ascii="宋体" w:hAnsi="宋体" w:eastAsia="宋体"/>
-                <w:sz w:val="19"/>
-              </w:rPr>
-              <w:t>智控参数待标定</w:t>
+            <w:shd w:val="clear" w:color="auto" w:fill="FDE9D9"/>
+          </w:tcPr>
+          <w:p>
+            <w:pPr>
+              <w:jc w:val="left"/>
+            </w:pPr>
+            <w:r>
+              <w:rPr>
+                <w:rFonts w:ascii="宋体" w:hAnsi="宋体" w:eastAsia="宋体"/>
+                <w:sz w:val="19"/>
+              </w:rPr>
+              <w:t>智控参数</w:t>
+            </w:r>
+            <w:r>
+              <w:rPr>
+                <w:rFonts w:ascii="宋体" w:hAnsi="宋体" w:eastAsia="宋体"/>
+                <w:b/>
+                <w:color w:val="C5500B"/>
+                <w:sz w:val="19"/>
+              </w:rPr>
+              <w:t>待标定</w:t>
             </w:r>
           </w:p>
         </w:tc>
@@ -15780,7 +16940,7 @@
               <w:left w:w="80" w:type="dxa"/>
               <w:right w:w="80" w:type="dxa"/>
             </w:tcMar>
-            <w:shd w:val="clear" w:color="auto" w:fill="F2F5F9"/>
+            <w:shd w:val="clear" w:color="auto" w:fill="FDE9D9"/>
           </w:tcPr>
           <w:p>
             <w:pPr>
@@ -15804,7 +16964,7 @@
               <w:left w:w="80" w:type="dxa"/>
               <w:right w:w="80" w:type="dxa"/>
             </w:tcMar>
-            <w:shd w:val="clear" w:color="auto" w:fill="F2F5F9"/>
+            <w:shd w:val="clear" w:color="auto" w:fill="FDE9D9"/>
           </w:tcPr>
           <w:p>
             <w:pPr>
@@ -16069,6 +17229,7 @@
               <w:left w:w="80" w:type="dxa"/>
               <w:right w:w="80" w:type="dxa"/>
             </w:tcMar>
+            <w:shd w:val="clear" w:color="auto" w:fill="FDE9D9"/>
           </w:tcPr>
           <w:p>
             <w:pPr>
@@ -16092,6 +17253,7 @@
               <w:left w:w="80" w:type="dxa"/>
               <w:right w:w="80" w:type="dxa"/>
             </w:tcMar>
+            <w:shd w:val="clear" w:color="auto" w:fill="FDE9D9"/>
           </w:tcPr>
           <w:p>
             <w:pPr>
@@ -16118,7 +17280,16 @@
                 <w:rFonts w:ascii="宋体" w:hAnsi="宋体" w:eastAsia="宋体"/>
                 <w:sz w:val="19"/>
               </w:rPr>
-              <w:t>(外观检查、电气性能检查),且标记"△"含义未注明</w:t>
+              <w:t>(外观检查、电气性能检查),且标记"△"含义</w:t>
+            </w:r>
+            <w:r>
+              <w:rPr>
+                <w:rFonts w:ascii="宋体" w:hAnsi="宋体" w:eastAsia="宋体"/>
+                <w:b/>
+                <w:color w:val="C5500B"/>
+                <w:sz w:val="19"/>
+              </w:rPr>
+              <w:t>未注明</w:t>
             </w:r>
           </w:p>
         </w:tc>
@@ -16131,6 +17302,7 @@
               <w:left w:w="80" w:type="dxa"/>
               <w:right w:w="80" w:type="dxa"/>
             </w:tcMar>
+            <w:shd w:val="clear" w:color="auto" w:fill="FDE9D9"/>
           </w:tcPr>
           <w:p>
             <w:pPr>
@@ -16154,6 +17326,7 @@
               <w:left w:w="80" w:type="dxa"/>
               <w:right w:w="80" w:type="dxa"/>
             </w:tcMar>
+            <w:shd w:val="clear" w:color="auto" w:fill="FDE9D9"/>
           </w:tcPr>
           <w:p>
             <w:pPr>
@@ -16177,6 +17350,7 @@
               <w:left w:w="80" w:type="dxa"/>
               <w:right w:w="80" w:type="dxa"/>
             </w:tcMar>
+            <w:shd w:val="clear" w:color="auto" w:fill="FDE9D9"/>
           </w:tcPr>
           <w:p>
             <w:pPr>
@@ -16693,6 +17867,7 @@
               <w:left w:w="80" w:type="dxa"/>
               <w:right w:w="80" w:type="dxa"/>
             </w:tcMar>
+            <w:shd w:val="clear" w:color="auto" w:fill="FDE9D9"/>
           </w:tcPr>
           <w:p>
             <w:pPr>
@@ -16716,17 +17891,34 @@
               <w:left w:w="80" w:type="dxa"/>
               <w:right w:w="80" w:type="dxa"/>
             </w:tcMar>
-          </w:tcPr>
-          <w:p>
-            <w:pPr>
-              <w:jc w:val="left"/>
-            </w:pPr>
-            <w:r>
-              <w:rPr>
-                <w:rFonts w:ascii="宋体" w:hAnsi="宋体" w:eastAsia="宋体"/>
-                <w:sz w:val="19"/>
-              </w:rPr>
-              <w:t>采集单元上行总线未明确,现场布线阶段临时变更CAN/以太网走线</w:t>
+            <w:shd w:val="clear" w:color="auto" w:fill="FDE9D9"/>
+          </w:tcPr>
+          <w:p>
+            <w:pPr>
+              <w:jc w:val="left"/>
+            </w:pPr>
+            <w:r>
+              <w:rPr>
+                <w:rFonts w:ascii="宋体" w:hAnsi="宋体" w:eastAsia="宋体"/>
+                <w:sz w:val="19"/>
+              </w:rPr>
+              <w:t>采集单元上行总线</w:t>
+            </w:r>
+            <w:r>
+              <w:rPr>
+                <w:rFonts w:ascii="宋体" w:hAnsi="宋体" w:eastAsia="宋体"/>
+                <w:b/>
+                <w:color w:val="C5500B"/>
+                <w:sz w:val="19"/>
+              </w:rPr>
+              <w:t>未明确</w:t>
+            </w:r>
+            <w:r>
+              <w:rPr>
+                <w:rFonts w:ascii="宋体" w:hAnsi="宋体" w:eastAsia="宋体"/>
+                <w:sz w:val="19"/>
+              </w:rPr>
+              <w:t>,现场布线阶段临时变更CAN/以太网走线</w:t>
             </w:r>
           </w:p>
         </w:tc>
@@ -16739,6 +17931,7 @@
               <w:left w:w="80" w:type="dxa"/>
               <w:right w:w="80" w:type="dxa"/>
             </w:tcMar>
+            <w:shd w:val="clear" w:color="auto" w:fill="FDE9D9"/>
           </w:tcPr>
           <w:p>
             <w:pPr>
@@ -16762,6 +17955,7 @@
               <w:left w:w="80" w:type="dxa"/>
               <w:right w:w="80" w:type="dxa"/>
             </w:tcMar>
+            <w:shd w:val="clear" w:color="auto" w:fill="FDE9D9"/>
           </w:tcPr>
           <w:p>
             <w:pPr>
@@ -16785,6 +17979,7 @@
               <w:left w:w="80" w:type="dxa"/>
               <w:right w:w="80" w:type="dxa"/>
             </w:tcMar>
+            <w:shd w:val="clear" w:color="auto" w:fill="FDE9D9"/>
           </w:tcPr>
           <w:p>
             <w:pPr>
@@ -16808,6 +18003,7 @@
               <w:left w:w="80" w:type="dxa"/>
               <w:right w:w="80" w:type="dxa"/>
             </w:tcMar>
+            <w:shd w:val="clear" w:color="auto" w:fill="FDE9D9"/>
           </w:tcPr>
           <w:p>
             <w:pPr>
@@ -18673,12 +19869,26 @@
           <w:rFonts w:ascii="宋体" w:hAnsi="宋体" w:eastAsia="宋体"/>
           <w:sz w:val="21"/>
         </w:rPr>
-        <w:t>建议在详设阶段替换为正式接线图后的"as-built"版本,做端口级校对,尤其是惯导、总用泵、副驾控台面板三处标注为"待确认"的连接关系。</w:t>
+        <w:t>建议在详设阶段替换为正式接线图后的"as-built"版本,做端口级校对,尤其是惯导、总用泵、副驾控台面板三处标注为"</w:t>
+      </w:r>
+      <w:r>
+        <w:rPr>
+          <w:rFonts w:ascii="宋体" w:hAnsi="宋体" w:eastAsia="宋体"/>
+          <w:b/>
+          <w:color w:val="C5500B"/>
+          <w:sz w:val="21"/>
+        </w:rPr>
+        <w:t>待确认</w:t>
+      </w:r>
+      <w:r>
+        <w:rPr>
+          <w:rFonts w:ascii="宋体" w:hAnsi="宋体" w:eastAsia="宋体"/>
+          <w:sz w:val="21"/>
+        </w:rPr>
+        <w:t>"的连接关系。</w:t>
       </w:r>
     </w:p>
     <w:sectPr>
-      <w:footerReference w:type="default" r:id="rId9"/>
-      <w:headerReference w:type="default" r:id="rId10"/>
       <w:pgSz w:w="11906" w:h="16838"/>
       <w:pgMar w:top="1247" w:right="1247" w:bottom="1134" w:left="1247" w:header="720" w:footer="720" w:gutter="0"/>
       <w:cols w:space="720"/>
